--- a/irodalom12.docx
+++ b/irodalom12.docx
@@ -46,7 +46,7 @@
         <w:pStyle w:val="Normal"/>
         <w:numPr>
           <w:ilvl w:val="0"/>
-          <w:numId w:val="3"/>
+          <w:numId w:val="2"/>
         </w:numPr>
         <w:bidi w:val="0"/>
         <w:jc w:val="start"/>
@@ -63,6 +63,175 @@
           <w:lang w:val="hu-HU" w:eastAsia="zh-CN" w:bidi="hi-IN"/>
         </w:rPr>
         <w:t>1 db A/4 füzet (tételvázlatok)</w:t>
+      </w:r>
+    </w:p>
+    <w:p>
+      <w:pPr>
+        <w:pStyle w:val="Normal"/>
+        <w:numPr>
+          <w:ilvl w:val="0"/>
+          <w:numId w:val="2"/>
+        </w:numPr>
+        <w:bidi w:val="0"/>
+        <w:jc w:val="start"/>
+        <w:rPr>
+          <w:b w:val="false"/>
+          <w:bCs w:val="false"/>
+          <w:lang w:val="hu-HU" w:eastAsia="zh-CN" w:bidi="hi-IN"/>
+        </w:rPr>
+      </w:pPr>
+      <w:r>
+        <w:rPr>
+          <w:b w:val="false"/>
+          <w:bCs w:val="false"/>
+          <w:lang w:val="hu-HU" w:eastAsia="zh-CN" w:bidi="hi-IN"/>
+        </w:rPr>
+        <w:t>próbaérettségi: január-február, írásbeli kötelező (legalább 1 irodalom és 1 nyelvtan jegy), szóbeli választható</w:t>
+      </w:r>
+    </w:p>
+    <w:p>
+      <w:pPr>
+        <w:pStyle w:val="Normal"/>
+        <w:numPr>
+          <w:ilvl w:val="0"/>
+          <w:numId w:val="2"/>
+        </w:numPr>
+        <w:bidi w:val="0"/>
+        <w:jc w:val="start"/>
+        <w:rPr>
+          <w:b w:val="false"/>
+          <w:bCs w:val="false"/>
+          <w:lang w:val="hu-HU" w:eastAsia="zh-CN" w:bidi="hi-IN"/>
+        </w:rPr>
+      </w:pPr>
+      <w:r>
+        <w:rPr>
+          <w:b w:val="false"/>
+          <w:bCs w:val="false"/>
+          <w:lang w:val="hu-HU" w:eastAsia="zh-CN" w:bidi="hi-IN"/>
+        </w:rPr>
+        <w:t>érettségi: máj. 3-tól írásbelik, jónius második fele szóbelik</w:t>
+      </w:r>
+    </w:p>
+    <w:p>
+      <w:pPr>
+        <w:pStyle w:val="Normal"/>
+        <w:numPr>
+          <w:ilvl w:val="0"/>
+          <w:numId w:val="2"/>
+        </w:numPr>
+        <w:bidi w:val="0"/>
+        <w:jc w:val="start"/>
+        <w:rPr>
+          <w:b w:val="false"/>
+          <w:bCs w:val="false"/>
+          <w:lang w:val="hu-HU" w:eastAsia="zh-CN" w:bidi="hi-IN"/>
+        </w:rPr>
+      </w:pPr>
+      <w:r>
+        <w:rPr>
+          <w:b w:val="false"/>
+          <w:bCs w:val="false"/>
+          <w:lang w:val="hu-HU" w:eastAsia="zh-CN" w:bidi="hi-IN"/>
+        </w:rPr>
+        <w:t>kidolgozott tételek online felhőben elérhetőek lesznek</w:t>
+      </w:r>
+    </w:p>
+    <w:p>
+      <w:pPr>
+        <w:pStyle w:val="Normal"/>
+        <w:bidi w:val="0"/>
+        <w:jc w:val="start"/>
+        <w:rPr>
+          <w:b w:val="false"/>
+          <w:bCs w:val="false"/>
+          <w:lang w:val="hu-HU" w:eastAsia="zh-CN" w:bidi="hi-IN"/>
+        </w:rPr>
+      </w:pPr>
+      <w:r>
+        <w:rPr>
+          <w:b w:val="false"/>
+          <w:bCs w:val="false"/>
+          <w:lang w:val="hu-HU" w:eastAsia="zh-CN" w:bidi="hi-IN"/>
+        </w:rPr>
+      </w:r>
+    </w:p>
+    <w:p>
+      <w:pPr>
+        <w:pStyle w:val="Normal"/>
+        <w:bidi w:val="0"/>
+        <w:jc w:val="start"/>
+        <w:rPr>
+          <w:b w:val="false"/>
+          <w:bCs w:val="false"/>
+          <w:lang w:val="hu-HU" w:eastAsia="zh-CN" w:bidi="hi-IN"/>
+        </w:rPr>
+      </w:pPr>
+      <w:r>
+        <w:rPr>
+          <w:b w:val="false"/>
+          <w:bCs w:val="false"/>
+          <w:lang w:val="hu-HU" w:eastAsia="zh-CN" w:bidi="hi-IN"/>
+        </w:rPr>
+      </w:r>
+    </w:p>
+    <w:p>
+      <w:pPr>
+        <w:pStyle w:val="Normal"/>
+        <w:bidi w:val="0"/>
+        <w:jc w:val="start"/>
+        <w:rPr>
+          <w:b w:val="false"/>
+          <w:bCs w:val="false"/>
+          <w:lang w:val="hu-HU" w:eastAsia="zh-CN" w:bidi="hi-IN"/>
+        </w:rPr>
+      </w:pPr>
+      <w:r>
+        <w:rPr>
+          <w:b w:val="false"/>
+          <w:bCs w:val="false"/>
+          <w:lang w:val="hu-HU" w:eastAsia="zh-CN" w:bidi="hi-IN"/>
+        </w:rPr>
+      </w:r>
+    </w:p>
+    <w:p>
+      <w:pPr>
+        <w:pStyle w:val="Normal"/>
+        <w:bidi w:val="0"/>
+        <w:jc w:val="center"/>
+        <w:rPr>
+          <w:b/>
+          <w:bCs/>
+          <w:lang w:val="hu-HU" w:eastAsia="zh-CN" w:bidi="hi-IN"/>
+        </w:rPr>
+      </w:pPr>
+      <w:r>
+        <w:rPr>
+          <w:b/>
+          <w:bCs/>
+          <w:lang w:val="hu-HU" w:eastAsia="zh-CN" w:bidi="hi-IN"/>
+        </w:rPr>
+        <w:t>Középszint_2027</w:t>
+      </w:r>
+    </w:p>
+    <w:p>
+      <w:pPr>
+        <w:pStyle w:val="Normal"/>
+        <w:bidi w:val="0"/>
+        <w:jc w:val="start"/>
+        <w:rPr>
+          <w:b/>
+          <w:bCs/>
+          <w:lang w:val="hu-HU" w:eastAsia="zh-CN" w:bidi="hi-IN"/>
+        </w:rPr>
+      </w:pPr>
+      <w:r>
+        <w:rPr>
+          <w:b/>
+          <w:bCs/>
+          <w:lang w:val="hu-HU" w:eastAsia="zh-CN" w:bidi="hi-IN"/>
+        </w:rPr>
+        <w:t>Életművének a magyar irodalomból. Kötelező szerzők</w:t>
       </w:r>
     </w:p>
     <w:p>
@@ -74,19 +243,24 @@
         </w:numPr>
         <w:bidi w:val="0"/>
         <w:jc w:val="start"/>
-        <w:rPr>
-          <w:b w:val="false"/>
-          <w:bCs w:val="false"/>
-          <w:lang w:val="hu-HU" w:eastAsia="zh-CN" w:bidi="hi-IN"/>
-        </w:rPr>
-      </w:pPr>
-      <w:r>
-        <w:rPr>
-          <w:b w:val="false"/>
-          <w:bCs w:val="false"/>
-          <w:lang w:val="hu-HU" w:eastAsia="zh-CN" w:bidi="hi-IN"/>
-        </w:rPr>
-        <w:t>próbaérettségi: január-február, írásbeli kötelező (legalább 1 irodalom és 1 nyelvtan jegy), szóbeli választható</w:t>
+        <w:rPr/>
+      </w:pPr>
+      <w:r>
+        <w:rPr>
+          <w:b w:val="false"/>
+          <w:bCs w:val="false"/>
+          <w:lang w:val="hu-HU" w:eastAsia="zh-CN" w:bidi="hi-IN"/>
+        </w:rPr>
+        <w:t xml:space="preserve">Ady Endre szerelmi költészete </w:t>
+      </w:r>
+      <w:r>
+        <w:rPr>
+          <w:b w:val="false"/>
+          <w:bCs w:val="false"/>
+          <w:shd w:fill="FFFF00" w:val="clear"/>
+          <w:lang w:val="hu-HU" w:eastAsia="zh-CN" w:bidi="hi-IN"/>
+        </w:rPr>
+        <w:t>20. század eleje, szimbolizmus, Csinszka (Őrizem a szemedet), Léda (Hélya nász az avaron)</w:t>
       </w:r>
     </w:p>
     <w:p>
@@ -98,19 +272,24 @@
         </w:numPr>
         <w:bidi w:val="0"/>
         <w:jc w:val="start"/>
-        <w:rPr>
-          <w:b w:val="false"/>
-          <w:bCs w:val="false"/>
-          <w:lang w:val="hu-HU" w:eastAsia="zh-CN" w:bidi="hi-IN"/>
-        </w:rPr>
-      </w:pPr>
-      <w:r>
-        <w:rPr>
-          <w:b w:val="false"/>
-          <w:bCs w:val="false"/>
-          <w:lang w:val="hu-HU" w:eastAsia="zh-CN" w:bidi="hi-IN"/>
-        </w:rPr>
-        <w:t>érettségi: máj. 3-tól írásbelik, jónius második fele szóbelik</w:t>
+        <w:rPr/>
+      </w:pPr>
+      <w:r>
+        <w:rPr>
+          <w:b w:val="false"/>
+          <w:bCs w:val="false"/>
+          <w:lang w:val="hu-HU" w:eastAsia="zh-CN" w:bidi="hi-IN"/>
+        </w:rPr>
+        <w:t xml:space="preserve">Arany Jénos balladaköltészete </w:t>
+      </w:r>
+      <w:r>
+        <w:rPr>
+          <w:b w:val="false"/>
+          <w:bCs w:val="false"/>
+          <w:shd w:fill="FFFF00" w:val="clear"/>
+          <w:lang w:val="hu-HU" w:eastAsia="zh-CN" w:bidi="hi-IN"/>
+        </w:rPr>
+        <w:t>Toldi – siker, balladák: Ágnes asszony; A walesi bárdok, lélektani és történelmi, 3 műnem</w:t>
       </w:r>
     </w:p>
     <w:p>
@@ -134,74 +313,672 @@
           <w:bCs w:val="false"/>
           <w:lang w:val="hu-HU" w:eastAsia="zh-CN" w:bidi="hi-IN"/>
         </w:rPr>
-        <w:t>kidolgozott tételek online felhőben elérhetőek lesznek</w:t>
-      </w:r>
-    </w:p>
-    <w:p>
-      <w:pPr>
-        <w:pStyle w:val="Normal"/>
-        <w:bidi w:val="0"/>
-        <w:jc w:val="start"/>
-        <w:rPr>
-          <w:b w:val="false"/>
-          <w:bCs w:val="false"/>
-          <w:lang w:val="hu-HU" w:eastAsia="zh-CN" w:bidi="hi-IN"/>
-        </w:rPr>
-      </w:pPr>
-      <w:r>
-        <w:rPr>
-          <w:b w:val="false"/>
-          <w:bCs w:val="false"/>
-          <w:lang w:val="hu-HU" w:eastAsia="zh-CN" w:bidi="hi-IN"/>
-        </w:rPr>
-      </w:r>
-    </w:p>
-    <w:p>
-      <w:pPr>
-        <w:pStyle w:val="Normal"/>
-        <w:bidi w:val="0"/>
-        <w:jc w:val="start"/>
-        <w:rPr>
-          <w:b w:val="false"/>
-          <w:bCs w:val="false"/>
-          <w:lang w:val="hu-HU" w:eastAsia="zh-CN" w:bidi="hi-IN"/>
-        </w:rPr>
-      </w:pPr>
-      <w:r>
-        <w:rPr>
-          <w:b w:val="false"/>
-          <w:bCs w:val="false"/>
-          <w:lang w:val="hu-HU" w:eastAsia="zh-CN" w:bidi="hi-IN"/>
-        </w:rPr>
-      </w:r>
-    </w:p>
-    <w:p>
-      <w:pPr>
-        <w:pStyle w:val="Normal"/>
-        <w:bidi w:val="0"/>
-        <w:jc w:val="start"/>
-        <w:rPr>
-          <w:b w:val="false"/>
-          <w:bCs w:val="false"/>
-          <w:lang w:val="hu-HU" w:eastAsia="zh-CN" w:bidi="hi-IN"/>
-        </w:rPr>
-      </w:pPr>
-      <w:r>
-        <w:rPr>
-          <w:b w:val="false"/>
-          <w:bCs w:val="false"/>
-          <w:lang w:val="hu-HU" w:eastAsia="zh-CN" w:bidi="hi-IN"/>
-        </w:rPr>
-      </w:r>
-    </w:p>
-    <w:p>
-      <w:pPr>
-        <w:pStyle w:val="Normal"/>
-        <w:bidi w:val="0"/>
-        <w:jc w:val="center"/>
+        <w:t>A prófétaszerep vállalásának tükröződése Babits Mihály művészetében</w:t>
+      </w:r>
+    </w:p>
+    <w:p>
+      <w:pPr>
+        <w:pStyle w:val="Normal"/>
+        <w:numPr>
+          <w:ilvl w:val="0"/>
+          <w:numId w:val="3"/>
+        </w:numPr>
+        <w:bidi w:val="0"/>
+        <w:jc w:val="start"/>
+        <w:rPr/>
+      </w:pPr>
+      <w:r>
+        <w:rPr>
+          <w:b w:val="false"/>
+          <w:bCs w:val="false"/>
+          <w:lang w:val="hu-HU" w:eastAsia="zh-CN" w:bidi="hi-IN"/>
+        </w:rPr>
+        <w:t xml:space="preserve">Konfliktusrendszerek Herczeg ferenc </w:t>
+      </w:r>
+      <w:r>
+        <w:rPr>
+          <w:b w:val="false"/>
+          <w:bCs w:val="false"/>
+          <w:i/>
+          <w:iCs/>
+          <w:lang w:val="hu-HU" w:eastAsia="zh-CN" w:bidi="hi-IN"/>
+        </w:rPr>
+        <w:t>Az élet kapuja</w:t>
+      </w:r>
+      <w:r>
+        <w:rPr>
+          <w:b w:val="false"/>
+          <w:bCs w:val="false"/>
+          <w:i w:val="false"/>
+          <w:iCs w:val="false"/>
+          <w:lang w:val="hu-HU" w:eastAsia="zh-CN" w:bidi="hi-IN"/>
+        </w:rPr>
+        <w:t xml:space="preserve"> c. Regényében</w:t>
+      </w:r>
+    </w:p>
+    <w:p>
+      <w:pPr>
+        <w:pStyle w:val="Normal"/>
+        <w:numPr>
+          <w:ilvl w:val="0"/>
+          <w:numId w:val="3"/>
+        </w:numPr>
+        <w:bidi w:val="0"/>
+        <w:jc w:val="start"/>
+        <w:rPr/>
+      </w:pPr>
+      <w:r>
+        <w:rPr>
+          <w:b w:val="false"/>
+          <w:bCs w:val="false"/>
+          <w:i w:val="false"/>
+          <w:iCs w:val="false"/>
+          <w:lang w:val="hu-HU" w:eastAsia="zh-CN" w:bidi="hi-IN"/>
+        </w:rPr>
+        <w:t xml:space="preserve">A romantika és a realizmus összefüggései Jókai Mór </w:t>
+      </w:r>
+      <w:r>
+        <w:rPr>
+          <w:b w:val="false"/>
+          <w:bCs w:val="false"/>
+          <w:i/>
+          <w:iCs/>
+          <w:lang w:val="hu-HU" w:eastAsia="zh-CN" w:bidi="hi-IN"/>
+        </w:rPr>
+        <w:t xml:space="preserve"> Az arany ember </w:t>
+      </w:r>
+      <w:r>
+        <w:rPr>
+          <w:b w:val="false"/>
+          <w:bCs w:val="false"/>
+          <w:i w:val="false"/>
+          <w:iCs w:val="false"/>
+          <w:lang w:val="hu-HU" w:eastAsia="zh-CN" w:bidi="hi-IN"/>
+        </w:rPr>
+        <w:t xml:space="preserve">c. Regényében </w:t>
+      </w:r>
+      <w:r>
+        <w:rPr>
+          <w:b w:val="false"/>
+          <w:bCs w:val="false"/>
+          <w:i w:val="false"/>
+          <w:iCs w:val="false"/>
+          <w:shd w:fill="FFFF00" w:val="clear"/>
+          <w:lang w:val="hu-HU" w:eastAsia="zh-CN" w:bidi="hi-IN"/>
+        </w:rPr>
+        <w:t>Tímár Mihály, kettős szerelmi szál (Tímea, Noémi), részletgazdag környezet és karakterek</w:t>
+      </w:r>
+    </w:p>
+    <w:p>
+      <w:pPr>
+        <w:pStyle w:val="Normal"/>
+        <w:numPr>
+          <w:ilvl w:val="0"/>
+          <w:numId w:val="3"/>
+        </w:numPr>
+        <w:bidi w:val="0"/>
+        <w:jc w:val="start"/>
+        <w:rPr>
+          <w:b w:val="false"/>
+          <w:bCs w:val="false"/>
+          <w:i w:val="false"/>
+          <w:iCs w:val="false"/>
+          <w:lang w:val="hu-HU" w:eastAsia="zh-CN" w:bidi="hi-IN"/>
+        </w:rPr>
+      </w:pPr>
+      <w:r>
+        <w:rPr>
+          <w:b w:val="false"/>
+          <w:bCs w:val="false"/>
+          <w:i w:val="false"/>
+          <w:iCs w:val="false"/>
+          <w:lang w:val="hu-HU" w:eastAsia="zh-CN" w:bidi="hi-IN"/>
+        </w:rPr>
+        <w:t>József Atilla költészete az életrajz tükrében</w:t>
+      </w:r>
+    </w:p>
+    <w:p>
+      <w:pPr>
+        <w:pStyle w:val="Normal"/>
+        <w:numPr>
+          <w:ilvl w:val="0"/>
+          <w:numId w:val="3"/>
+        </w:numPr>
+        <w:bidi w:val="0"/>
+        <w:jc w:val="start"/>
+        <w:rPr>
+          <w:b w:val="false"/>
+          <w:bCs w:val="false"/>
+          <w:i w:val="false"/>
+          <w:iCs w:val="false"/>
+          <w:lang w:val="hu-HU" w:eastAsia="zh-CN" w:bidi="hi-IN"/>
+        </w:rPr>
+      </w:pPr>
+      <w:r>
+        <w:rPr>
+          <w:b w:val="false"/>
+          <w:bCs w:val="false"/>
+          <w:i w:val="false"/>
+          <w:iCs w:val="false"/>
+          <w:lang w:val="hu-HU" w:eastAsia="zh-CN" w:bidi="hi-IN"/>
+        </w:rPr>
+        <w:t xml:space="preserve">A gyermekkor motívuma Kosztolányi Dezső novelláiban </w:t>
+      </w:r>
+      <w:r>
+        <w:rPr>
+          <w:b w:val="false"/>
+          <w:bCs w:val="false"/>
+          <w:i w:val="false"/>
+          <w:iCs w:val="false"/>
+          <w:shd w:fill="FFFF00" w:val="clear"/>
+          <w:lang w:val="hu-HU" w:eastAsia="zh-CN" w:bidi="hi-IN"/>
+        </w:rPr>
+        <w:t>Fürdés, A kulcs, ösztönös – tudatos világ találkozása</w:t>
+      </w:r>
+    </w:p>
+    <w:p>
+      <w:pPr>
+        <w:pStyle w:val="Normal"/>
+        <w:numPr>
+          <w:ilvl w:val="0"/>
+          <w:numId w:val="3"/>
+        </w:numPr>
+        <w:bidi w:val="0"/>
+        <w:jc w:val="start"/>
+        <w:rPr>
+          <w:b w:val="false"/>
+          <w:bCs w:val="false"/>
+          <w:i w:val="false"/>
+          <w:iCs w:val="false"/>
+          <w:shd w:fill="auto" w:val="clear"/>
+          <w:lang w:val="hu-HU" w:eastAsia="zh-CN" w:bidi="hi-IN"/>
+        </w:rPr>
+      </w:pPr>
+      <w:r>
+        <w:rPr>
+          <w:b w:val="false"/>
+          <w:bCs w:val="false"/>
+          <w:i w:val="false"/>
+          <w:iCs w:val="false"/>
+          <w:shd w:fill="auto" w:val="clear"/>
+          <w:lang w:val="hu-HU" w:eastAsia="zh-CN" w:bidi="hi-IN"/>
+        </w:rPr>
+        <w:t xml:space="preserve">A szülőföld világának képei Mikszáth Kálmán novelláiban </w:t>
+      </w:r>
+      <w:r>
+        <w:rPr>
+          <w:b w:val="false"/>
+          <w:bCs w:val="false"/>
+          <w:i w:val="false"/>
+          <w:iCs w:val="false"/>
+          <w:shd w:fill="FFFF00" w:val="clear"/>
+          <w:lang w:val="hu-HU" w:eastAsia="zh-CN" w:bidi="hi-IN"/>
+        </w:rPr>
+        <w:t>Bede Anna tartozása, A tót atyafiak és jó palócok kötet, egyéni és hiteles karakterek saját gyermekkorából</w:t>
+      </w:r>
+    </w:p>
+    <w:p>
+      <w:pPr>
+        <w:pStyle w:val="Normal"/>
+        <w:numPr>
+          <w:ilvl w:val="0"/>
+          <w:numId w:val="3"/>
+        </w:numPr>
+        <w:bidi w:val="0"/>
+        <w:jc w:val="start"/>
+        <w:rPr>
+          <w:b w:val="false"/>
+          <w:bCs w:val="false"/>
+          <w:i w:val="false"/>
+          <w:iCs w:val="false"/>
+          <w:shd w:fill="auto" w:val="clear"/>
+          <w:lang w:val="hu-HU" w:eastAsia="zh-CN" w:bidi="hi-IN"/>
+        </w:rPr>
+      </w:pPr>
+      <w:r>
+        <w:rPr>
+          <w:b w:val="false"/>
+          <w:bCs w:val="false"/>
+          <w:i w:val="false"/>
+          <w:iCs w:val="false"/>
+          <w:shd w:fill="auto" w:val="clear"/>
+          <w:lang w:val="hu-HU" w:eastAsia="zh-CN" w:bidi="hi-IN"/>
+        </w:rPr>
+        <w:t xml:space="preserve">PetőfiSándor szerelmi költészete </w:t>
+      </w:r>
+      <w:r>
+        <w:rPr>
+          <w:b w:val="false"/>
+          <w:bCs w:val="false"/>
+          <w:i w:val="false"/>
+          <w:iCs w:val="false"/>
+          <w:shd w:fill="FFFF00" w:val="clear"/>
+          <w:lang w:val="hu-HU" w:eastAsia="zh-CN" w:bidi="hi-IN"/>
+        </w:rPr>
+        <w:t>Szendey Júlia – Szeptember végén, 19. sz., romantika – széksőséges ellentétekkel ábrázol</w:t>
+      </w:r>
+    </w:p>
+    <w:p>
+      <w:pPr>
+        <w:pStyle w:val="Normal"/>
+        <w:numPr>
+          <w:ilvl w:val="0"/>
+          <w:numId w:val="3"/>
+        </w:numPr>
+        <w:bidi w:val="0"/>
+        <w:jc w:val="start"/>
+        <w:rPr>
+          <w:b w:val="false"/>
+          <w:bCs w:val="false"/>
+          <w:i w:val="false"/>
+          <w:iCs w:val="false"/>
+          <w:shd w:fill="auto" w:val="clear"/>
+          <w:lang w:val="hu-HU" w:eastAsia="zh-CN" w:bidi="hi-IN"/>
+        </w:rPr>
+      </w:pPr>
+      <w:r>
+        <w:rPr>
+          <w:b w:val="false"/>
+          <w:bCs w:val="false"/>
+          <w:i w:val="false"/>
+          <w:iCs w:val="false"/>
+          <w:shd w:fill="auto" w:val="clear"/>
+          <w:lang w:val="hu-HU" w:eastAsia="zh-CN" w:bidi="hi-IN"/>
+        </w:rPr>
+        <w:t xml:space="preserve">Vörösmaty Mihály, Szózat </w:t>
+      </w:r>
+      <w:r>
+        <w:rPr>
+          <w:b w:val="false"/>
+          <w:bCs w:val="false"/>
+          <w:i w:val="false"/>
+          <w:iCs w:val="false"/>
+          <w:shd w:fill="FFFF00" w:val="clear"/>
+          <w:lang w:val="hu-HU" w:eastAsia="zh-CN" w:bidi="hi-IN"/>
+        </w:rPr>
+        <w:t>romantika, a Himnuszhoz hasonló rangú, történelmi téma</w:t>
+      </w:r>
+    </w:p>
+    <w:p>
+      <w:pPr>
+        <w:pStyle w:val="Normal"/>
+        <w:numPr>
+          <w:ilvl w:val="0"/>
+          <w:numId w:val="3"/>
+        </w:numPr>
+        <w:bidi w:val="0"/>
+        <w:jc w:val="start"/>
+        <w:rPr>
+          <w:b w:val="false"/>
+          <w:bCs w:val="false"/>
+          <w:i w:val="false"/>
+          <w:iCs w:val="false"/>
+          <w:shd w:fill="auto" w:val="clear"/>
+          <w:lang w:val="hu-HU" w:eastAsia="zh-CN" w:bidi="hi-IN"/>
+        </w:rPr>
+      </w:pPr>
+      <w:r>
+        <w:rPr>
+          <w:b w:val="false"/>
+          <w:bCs w:val="false"/>
+          <w:i w:val="false"/>
+          <w:iCs w:val="false"/>
+          <w:shd w:fill="auto" w:val="clear"/>
+          <w:lang w:val="hu-HU" w:eastAsia="zh-CN" w:bidi="hi-IN"/>
+        </w:rPr>
+        <w:t xml:space="preserve">Janus Pannonius költészetének reneszánysz vonásai </w:t>
+      </w:r>
+      <w:r>
+        <w:rPr>
+          <w:b w:val="false"/>
+          <w:bCs w:val="false"/>
+          <w:i w:val="false"/>
+          <w:iCs w:val="false"/>
+          <w:shd w:fill="FFFF00" w:val="clear"/>
+          <w:lang w:val="hu-HU" w:eastAsia="zh-CN" w:bidi="hi-IN"/>
+        </w:rPr>
+        <w:t>Pannónia dicsérete, epigramma, Itália – Magyarorszég kettősség</w:t>
+      </w:r>
+    </w:p>
+    <w:p>
+      <w:pPr>
+        <w:pStyle w:val="Normal"/>
+        <w:numPr>
+          <w:ilvl w:val="0"/>
+          <w:numId w:val="3"/>
+        </w:numPr>
+        <w:bidi w:val="0"/>
+        <w:jc w:val="start"/>
+        <w:rPr>
+          <w:b w:val="false"/>
+          <w:bCs w:val="false"/>
+          <w:i w:val="false"/>
+          <w:iCs w:val="false"/>
+          <w:shd w:fill="auto" w:val="clear"/>
+          <w:lang w:val="hu-HU" w:eastAsia="zh-CN" w:bidi="hi-IN"/>
+        </w:rPr>
+      </w:pPr>
+      <w:r>
+        <w:rPr>
+          <w:b w:val="false"/>
+          <w:bCs w:val="false"/>
+          <w:i w:val="false"/>
+          <w:iCs w:val="false"/>
+          <w:shd w:fill="auto" w:val="clear"/>
+          <w:lang w:val="hu-HU" w:eastAsia="zh-CN" w:bidi="hi-IN"/>
+        </w:rPr>
+        <w:t>Móricz Zsigmond újyszerű parasztábrázolása</w:t>
+      </w:r>
+    </w:p>
+    <w:p>
+      <w:pPr>
+        <w:pStyle w:val="Normal"/>
+        <w:numPr>
+          <w:ilvl w:val="0"/>
+          <w:numId w:val="3"/>
+        </w:numPr>
+        <w:bidi w:val="0"/>
+        <w:jc w:val="start"/>
+        <w:rPr>
+          <w:b w:val="false"/>
+          <w:bCs w:val="false"/>
+          <w:i w:val="false"/>
+          <w:iCs w:val="false"/>
+          <w:shd w:fill="auto" w:val="clear"/>
+          <w:lang w:val="hu-HU" w:eastAsia="zh-CN" w:bidi="hi-IN"/>
+        </w:rPr>
+      </w:pPr>
+      <w:r>
+        <w:rPr>
+          <w:b w:val="false"/>
+          <w:bCs w:val="false"/>
+          <w:i w:val="false"/>
+          <w:iCs w:val="false"/>
+          <w:shd w:fill="auto" w:val="clear"/>
+          <w:lang w:val="hu-HU" w:eastAsia="zh-CN" w:bidi="hi-IN"/>
+        </w:rPr>
+        <w:t>Örkény: egypercesek</w:t>
+      </w:r>
+    </w:p>
+    <w:p>
+      <w:pPr>
+        <w:pStyle w:val="Normal"/>
+        <w:numPr>
+          <w:ilvl w:val="0"/>
+          <w:numId w:val="3"/>
+        </w:numPr>
+        <w:bidi w:val="0"/>
+        <w:jc w:val="start"/>
+        <w:rPr>
+          <w:b w:val="false"/>
+          <w:bCs w:val="false"/>
+          <w:i w:val="false"/>
+          <w:iCs w:val="false"/>
+          <w:shd w:fill="auto" w:val="clear"/>
+          <w:lang w:val="hu-HU" w:eastAsia="zh-CN" w:bidi="hi-IN"/>
+        </w:rPr>
+      </w:pPr>
+      <w:r>
+        <w:rPr>
+          <w:b w:val="false"/>
+          <w:bCs w:val="false"/>
+          <w:i w:val="false"/>
+          <w:iCs w:val="false"/>
+          <w:shd w:fill="auto" w:val="clear"/>
+          <w:lang w:val="hu-HU" w:eastAsia="zh-CN" w:bidi="hi-IN"/>
+        </w:rPr>
+        <w:t>Szakács I. Péter: Apokrifok</w:t>
+      </w:r>
+    </w:p>
+    <w:p>
+      <w:pPr>
+        <w:pStyle w:val="Normal"/>
+        <w:numPr>
+          <w:ilvl w:val="0"/>
+          <w:numId w:val="3"/>
+        </w:numPr>
+        <w:bidi w:val="0"/>
+        <w:jc w:val="start"/>
+        <w:rPr>
+          <w:b w:val="false"/>
+          <w:bCs w:val="false"/>
+          <w:i w:val="false"/>
+          <w:iCs w:val="false"/>
+          <w:shd w:fill="auto" w:val="clear"/>
+          <w:lang w:val="hu-HU" w:eastAsia="zh-CN" w:bidi="hi-IN"/>
+        </w:rPr>
+      </w:pPr>
+      <w:r>
+        <w:rPr>
+          <w:b w:val="false"/>
+          <w:bCs w:val="false"/>
+          <w:i w:val="false"/>
+          <w:iCs w:val="false"/>
+          <w:shd w:fill="auto" w:val="clear"/>
+          <w:lang w:val="hu-HU" w:eastAsia="zh-CN" w:bidi="hi-IN"/>
+        </w:rPr>
+        <w:t>A gyermeki nézőpont megjelenése Dragomán György A fehér király c. Regényében</w:t>
+      </w:r>
+    </w:p>
+    <w:p>
+      <w:pPr>
+        <w:pStyle w:val="Normal"/>
+        <w:numPr>
+          <w:ilvl w:val="0"/>
+          <w:numId w:val="3"/>
+        </w:numPr>
+        <w:bidi w:val="0"/>
+        <w:jc w:val="start"/>
+        <w:rPr>
+          <w:b w:val="false"/>
+          <w:bCs w:val="false"/>
+          <w:i w:val="false"/>
+          <w:iCs w:val="false"/>
+          <w:shd w:fill="auto" w:val="clear"/>
+          <w:lang w:val="hu-HU" w:eastAsia="zh-CN" w:bidi="hi-IN"/>
+        </w:rPr>
+      </w:pPr>
+      <w:r>
+        <w:rPr>
+          <w:b w:val="false"/>
+          <w:bCs w:val="false"/>
+          <w:i w:val="false"/>
+          <w:iCs w:val="false"/>
+          <w:shd w:fill="auto" w:val="clear"/>
+          <w:lang w:val="hu-HU" w:eastAsia="zh-CN" w:bidi="hi-IN"/>
+        </w:rPr>
+        <w:t xml:space="preserve">Európai kultúrának alapköve, a Biblia </w:t>
+      </w:r>
+      <w:r>
+        <w:rPr>
+          <w:b w:val="false"/>
+          <w:bCs w:val="false"/>
+          <w:i w:val="false"/>
+          <w:iCs w:val="false"/>
+          <w:shd w:fill="FFFF00" w:val="clear"/>
+          <w:lang w:val="hu-HU" w:eastAsia="zh-CN" w:bidi="hi-IN"/>
+        </w:rPr>
+        <w:t>a keresztény iradalom alapműve, Ó és Újszövetség, Nóé bárkája, tereméstörténet, Jézus – csogatétek, keresztefeszítés</w:t>
+      </w:r>
+    </w:p>
+    <w:p>
+      <w:pPr>
+        <w:pStyle w:val="Normal"/>
+        <w:numPr>
+          <w:ilvl w:val="0"/>
+          <w:numId w:val="3"/>
+        </w:numPr>
+        <w:bidi w:val="0"/>
+        <w:jc w:val="start"/>
+        <w:rPr>
+          <w:b w:val="false"/>
+          <w:bCs w:val="false"/>
+          <w:i w:val="false"/>
+          <w:iCs w:val="false"/>
+          <w:shd w:fill="auto" w:val="clear"/>
+          <w:lang w:val="hu-HU" w:eastAsia="zh-CN" w:bidi="hi-IN"/>
+        </w:rPr>
+      </w:pPr>
+      <w:r>
+        <w:rPr>
+          <w:b w:val="false"/>
+          <w:bCs w:val="false"/>
+          <w:i w:val="false"/>
+          <w:iCs w:val="false"/>
+          <w:shd w:fill="auto" w:val="clear"/>
+          <w:lang w:val="hu-HU" w:eastAsia="zh-CN" w:bidi="hi-IN"/>
+        </w:rPr>
+        <w:t>A kisember alakja az orosz realizmus világában (Gogol, Csehov, Tosztoj)</w:t>
+      </w:r>
+    </w:p>
+    <w:p>
+      <w:pPr>
+        <w:pStyle w:val="Normal"/>
+        <w:numPr>
+          <w:ilvl w:val="0"/>
+          <w:numId w:val="3"/>
+        </w:numPr>
+        <w:bidi w:val="0"/>
+        <w:jc w:val="start"/>
+        <w:rPr>
+          <w:b w:val="false"/>
+          <w:bCs w:val="false"/>
+          <w:i w:val="false"/>
+          <w:iCs w:val="false"/>
+          <w:shd w:fill="auto" w:val="clear"/>
+          <w:lang w:val="hu-HU" w:eastAsia="zh-CN" w:bidi="hi-IN"/>
+        </w:rPr>
+      </w:pPr>
+      <w:r>
+        <w:rPr>
+          <w:b w:val="false"/>
+          <w:bCs w:val="false"/>
+          <w:i w:val="false"/>
+          <w:iCs w:val="false"/>
+          <w:shd w:fill="auto" w:val="clear"/>
+          <w:lang w:val="hu-HU" w:eastAsia="zh-CN" w:bidi="hi-IN"/>
+        </w:rPr>
+        <w:t xml:space="preserve">Az angol reneszánysz színhász – Shakespeare: Romeo és Júlia </w:t>
+      </w:r>
+      <w:r>
+        <w:rPr>
+          <w:b w:val="false"/>
+          <w:bCs w:val="false"/>
+          <w:i w:val="false"/>
+          <w:iCs w:val="false"/>
+          <w:shd w:fill="FFFF00" w:val="clear"/>
+          <w:lang w:val="hu-HU" w:eastAsia="zh-CN" w:bidi="hi-IN"/>
+        </w:rPr>
+        <w:t>két szembenálló család gyermekaiek szerelme, kettős öngyilkosság, korabeli erkölcsök miatt nem llehettek egymásé</w:t>
+      </w:r>
+    </w:p>
+    <w:p>
+      <w:pPr>
+        <w:pStyle w:val="Normal"/>
+        <w:numPr>
+          <w:ilvl w:val="0"/>
+          <w:numId w:val="3"/>
+        </w:numPr>
+        <w:bidi w:val="0"/>
+        <w:jc w:val="start"/>
+        <w:rPr>
+          <w:b w:val="false"/>
+          <w:bCs w:val="false"/>
+          <w:i w:val="false"/>
+          <w:iCs w:val="false"/>
+          <w:shd w:fill="auto" w:val="clear"/>
+          <w:lang w:val="hu-HU" w:eastAsia="zh-CN" w:bidi="hi-IN"/>
+        </w:rPr>
+      </w:pPr>
+      <w:r>
+        <w:rPr>
+          <w:b w:val="false"/>
+          <w:bCs w:val="false"/>
+          <w:i w:val="false"/>
+          <w:iCs w:val="false"/>
+          <w:shd w:fill="auto" w:val="clear"/>
+          <w:lang w:val="hu-HU" w:eastAsia="zh-CN" w:bidi="hi-IN"/>
+        </w:rPr>
+        <w:t xml:space="preserve">Madách Imre Az ember tragédiájy című művének szerkezeti, tartalmi ls műfajo jellegzetességei </w:t>
+      </w:r>
+      <w:r>
+        <w:rPr>
+          <w:b w:val="false"/>
+          <w:bCs w:val="false"/>
+          <w:i w:val="false"/>
+          <w:iCs w:val="false"/>
+          <w:shd w:fill="FFFF00" w:val="clear"/>
+          <w:lang w:val="hu-HU" w:eastAsia="zh-CN" w:bidi="hi-IN"/>
+        </w:rPr>
+        <w:t>Ádám, Éva, Lucifer, történelmi utazés, fejlődik-e az emberiség</w:t>
+      </w:r>
+    </w:p>
+    <w:p>
+      <w:pPr>
+        <w:pStyle w:val="Normal"/>
+        <w:numPr>
+          <w:ilvl w:val="0"/>
+          <w:numId w:val="3"/>
+        </w:numPr>
+        <w:bidi w:val="0"/>
+        <w:jc w:val="start"/>
+        <w:rPr>
+          <w:b w:val="false"/>
+          <w:bCs w:val="false"/>
+          <w:i w:val="false"/>
+          <w:iCs w:val="false"/>
+          <w:shd w:fill="auto" w:val="clear"/>
+          <w:lang w:val="hu-HU" w:eastAsia="zh-CN" w:bidi="hi-IN"/>
+        </w:rPr>
+      </w:pPr>
+      <w:r>
+        <w:rPr>
+          <w:b w:val="false"/>
+          <w:bCs w:val="false"/>
+          <w:i w:val="false"/>
+          <w:iCs w:val="false"/>
+          <w:shd w:fill="auto" w:val="clear"/>
+          <w:lang w:val="hu-HU" w:eastAsia="zh-CN" w:bidi="hi-IN"/>
+        </w:rPr>
+        <w:t>A disztópia mint jellemző irodalmi és filmművészeti műfaj a XXI. Században</w:t>
+      </w:r>
+    </w:p>
+    <w:p>
+      <w:pPr>
+        <w:pStyle w:val="Normal"/>
+        <w:bidi w:val="0"/>
+        <w:jc w:val="start"/>
+        <w:rPr>
+          <w:b w:val="false"/>
+          <w:bCs w:val="false"/>
+          <w:i w:val="false"/>
+          <w:iCs w:val="false"/>
+          <w:shd w:fill="auto" w:val="clear"/>
+          <w:lang w:val="hu-HU" w:eastAsia="zh-CN" w:bidi="hi-IN"/>
+        </w:rPr>
+      </w:pPr>
+      <w:r>
+        <w:rPr>
+          <w:b w:val="false"/>
+          <w:bCs w:val="false"/>
+          <w:i w:val="false"/>
+          <w:iCs w:val="false"/>
+          <w:shd w:fill="auto" w:val="clear"/>
+          <w:lang w:val="hu-HU" w:eastAsia="zh-CN" w:bidi="hi-IN"/>
+        </w:rPr>
+      </w:r>
+    </w:p>
+    <w:p>
+      <w:pPr>
+        <w:pStyle w:val="Normal"/>
+        <w:bidi w:val="0"/>
+        <w:jc w:val="start"/>
         <w:rPr>
           <w:b/>
           <w:bCs/>
+          <w:i w:val="false"/>
+          <w:iCs w:val="false"/>
+          <w:shd w:fill="auto" w:val="clear"/>
           <w:lang w:val="hu-HU" w:eastAsia="zh-CN" w:bidi="hi-IN"/>
         </w:rPr>
       </w:pPr>
@@ -209,9 +986,12 @@
         <w:rPr>
           <w:b/>
           <w:bCs/>
-          <w:lang w:val="hu-HU" w:eastAsia="zh-CN" w:bidi="hi-IN"/>
-        </w:rPr>
-        <w:t>Középszint_2027</w:t>
+          <w:i w:val="false"/>
+          <w:iCs w:val="false"/>
+          <w:shd w:fill="auto" w:val="clear"/>
+          <w:lang w:val="hu-HU" w:eastAsia="zh-CN" w:bidi="hi-IN"/>
+        </w:rPr>
+        <w:t>Tételek:</w:t>
       </w:r>
     </w:p>
     <w:p>
@@ -222,6 +1002,9 @@
         <w:rPr>
           <w:b/>
           <w:bCs/>
+          <w:i w:val="false"/>
+          <w:iCs w:val="false"/>
+          <w:shd w:fill="auto" w:val="clear"/>
           <w:lang w:val="hu-HU" w:eastAsia="zh-CN" w:bidi="hi-IN"/>
         </w:rPr>
       </w:pPr>
@@ -229,9 +1012,333 @@
         <w:rPr>
           <w:b/>
           <w:bCs/>
-          <w:lang w:val="hu-HU" w:eastAsia="zh-CN" w:bidi="hi-IN"/>
-        </w:rPr>
-        <w:t>Életművének a magyar irodalomból. Kötelező szerzők</w:t>
+          <w:i w:val="false"/>
+          <w:iCs w:val="false"/>
+          <w:shd w:fill="auto" w:val="clear"/>
+          <w:lang w:val="hu-HU" w:eastAsia="zh-CN" w:bidi="hi-IN"/>
+        </w:rPr>
+        <w:t>2.</w:t>
+      </w:r>
+    </w:p>
+    <w:p>
+      <w:pPr>
+        <w:pStyle w:val="Normal"/>
+        <w:bidi w:val="0"/>
+        <w:jc w:val="start"/>
+        <w:rPr>
+          <w:b/>
+          <w:bCs/>
+          <w:i w:val="false"/>
+          <w:iCs w:val="false"/>
+          <w:shd w:fill="auto" w:val="clear"/>
+          <w:lang w:val="hu-HU" w:eastAsia="zh-CN" w:bidi="hi-IN"/>
+        </w:rPr>
+      </w:pPr>
+      <w:r>
+        <w:rPr>
+          <w:b/>
+          <w:bCs/>
+          <w:i w:val="false"/>
+          <w:iCs w:val="false"/>
+          <w:shd w:fill="auto" w:val="clear"/>
+          <w:lang w:val="hu-HU" w:eastAsia="zh-CN" w:bidi="hi-IN"/>
+        </w:rPr>
+        <w:t>Tétel: Aray János balladaköltészete</w:t>
+      </w:r>
+    </w:p>
+    <w:p>
+      <w:pPr>
+        <w:pStyle w:val="Normal"/>
+        <w:bidi w:val="0"/>
+        <w:jc w:val="start"/>
+        <w:rPr>
+          <w:b w:val="false"/>
+          <w:bCs w:val="false"/>
+          <w:i w:val="false"/>
+          <w:iCs w:val="false"/>
+          <w:shd w:fill="auto" w:val="clear"/>
+          <w:lang w:val="hu-HU" w:eastAsia="zh-CN" w:bidi="hi-IN"/>
+        </w:rPr>
+      </w:pPr>
+      <w:r>
+        <w:rPr>
+          <w:b/>
+          <w:bCs/>
+          <w:i w:val="false"/>
+          <w:iCs w:val="false"/>
+          <w:u w:val="single"/>
+          <w:shd w:fill="auto" w:val="clear"/>
+          <w:lang w:val="hu-HU" w:eastAsia="zh-CN" w:bidi="hi-IN"/>
+        </w:rPr>
+        <w:t>Stílus:</w:t>
+      </w:r>
+      <w:r>
+        <w:rPr>
+          <w:b w:val="false"/>
+          <w:bCs w:val="false"/>
+          <w:i w:val="false"/>
+          <w:iCs w:val="false"/>
+          <w:u w:val="none"/>
+          <w:shd w:fill="auto" w:val="clear"/>
+          <w:lang w:val="hu-HU" w:eastAsia="zh-CN" w:bidi="hi-IN"/>
+        </w:rPr>
+        <w:t xml:space="preserve"> romantika</w:t>
+      </w:r>
+    </w:p>
+    <w:p>
+      <w:pPr>
+        <w:pStyle w:val="Normal"/>
+        <w:bidi w:val="0"/>
+        <w:jc w:val="start"/>
+        <w:rPr>
+          <w:b w:val="false"/>
+          <w:bCs w:val="false"/>
+          <w:i w:val="false"/>
+          <w:iCs w:val="false"/>
+          <w:u w:val="none"/>
+          <w:shd w:fill="auto" w:val="clear"/>
+          <w:lang w:val="hu-HU" w:eastAsia="zh-CN" w:bidi="hi-IN"/>
+        </w:rPr>
+      </w:pPr>
+      <w:r>
+        <w:rPr>
+          <w:b/>
+          <w:bCs/>
+          <w:i w:val="false"/>
+          <w:iCs w:val="false"/>
+          <w:u w:val="single"/>
+          <w:shd w:fill="auto" w:val="clear"/>
+          <w:lang w:val="hu-HU" w:eastAsia="zh-CN" w:bidi="hi-IN"/>
+        </w:rPr>
+        <w:t>Világa:</w:t>
+      </w:r>
+      <w:r>
+        <w:rPr>
+          <w:b w:val="false"/>
+          <w:bCs w:val="false"/>
+          <w:i w:val="false"/>
+          <w:iCs w:val="false"/>
+          <w:u w:val="none"/>
+          <w:shd w:fill="auto" w:val="clear"/>
+          <w:lang w:val="hu-HU" w:eastAsia="zh-CN" w:bidi="hi-IN"/>
+        </w:rPr>
+        <w:t xml:space="preserve"> szélsőséges</w:t>
+      </w:r>
+    </w:p>
+    <w:p>
+      <w:pPr>
+        <w:pStyle w:val="Normal"/>
+        <w:bidi w:val="0"/>
+        <w:jc w:val="start"/>
+        <w:rPr>
+          <w:b w:val="false"/>
+          <w:bCs w:val="false"/>
+          <w:i w:val="false"/>
+          <w:iCs w:val="false"/>
+          <w:u w:val="none"/>
+          <w:shd w:fill="auto" w:val="clear"/>
+          <w:lang w:val="hu-HU" w:eastAsia="zh-CN" w:bidi="hi-IN"/>
+        </w:rPr>
+      </w:pPr>
+      <w:r>
+        <w:rPr>
+          <w:b/>
+          <w:bCs/>
+          <w:i w:val="false"/>
+          <w:iCs w:val="false"/>
+          <w:u w:val="single"/>
+          <w:shd w:fill="auto" w:val="clear"/>
+          <w:lang w:val="hu-HU" w:eastAsia="zh-CN" w:bidi="hi-IN"/>
+        </w:rPr>
+        <w:t>Kor:</w:t>
+      </w:r>
+      <w:r>
+        <w:rPr>
+          <w:b w:val="false"/>
+          <w:bCs w:val="false"/>
+          <w:i w:val="false"/>
+          <w:iCs w:val="false"/>
+          <w:u w:val="none"/>
+          <w:shd w:fill="auto" w:val="clear"/>
+          <w:lang w:val="hu-HU" w:eastAsia="zh-CN" w:bidi="hi-IN"/>
+        </w:rPr>
+        <w:t xml:space="preserve"> 19.század második fele</w:t>
+      </w:r>
+    </w:p>
+    <w:p>
+      <w:pPr>
+        <w:pStyle w:val="Normal"/>
+        <w:bidi w:val="0"/>
+        <w:jc w:val="start"/>
+        <w:rPr>
+          <w:b w:val="false"/>
+          <w:bCs w:val="false"/>
+          <w:i w:val="false"/>
+          <w:iCs w:val="false"/>
+          <w:u w:val="none"/>
+          <w:shd w:fill="auto" w:val="clear"/>
+          <w:lang w:val="hu-HU" w:eastAsia="zh-CN" w:bidi="hi-IN"/>
+        </w:rPr>
+      </w:pPr>
+      <w:r>
+        <w:rPr>
+          <w:b/>
+          <w:bCs/>
+          <w:i w:val="false"/>
+          <w:iCs w:val="false"/>
+          <w:u w:val="single"/>
+          <w:shd w:fill="auto" w:val="clear"/>
+          <w:lang w:val="hu-HU" w:eastAsia="zh-CN" w:bidi="hi-IN"/>
+        </w:rPr>
+        <w:t>Életrajz:</w:t>
+      </w:r>
+      <w:r>
+        <w:rPr>
+          <w:b w:val="false"/>
+          <w:bCs w:val="false"/>
+          <w:i w:val="false"/>
+          <w:iCs w:val="false"/>
+          <w:u w:val="none"/>
+          <w:shd w:fill="auto" w:val="clear"/>
+          <w:lang w:val="hu-HU" w:eastAsia="zh-CN" w:bidi="hi-IN"/>
+        </w:rPr>
+        <w:t xml:space="preserve"> Toldi – siker, befelé forduló alkat</w:t>
+      </w:r>
+    </w:p>
+    <w:p>
+      <w:pPr>
+        <w:pStyle w:val="Normal"/>
+        <w:bidi w:val="0"/>
+        <w:jc w:val="start"/>
+        <w:rPr>
+          <w:b w:val="false"/>
+          <w:bCs w:val="false"/>
+          <w:i w:val="false"/>
+          <w:iCs w:val="false"/>
+          <w:u w:val="none"/>
+          <w:shd w:fill="auto" w:val="clear"/>
+          <w:lang w:val="hu-HU" w:eastAsia="zh-CN" w:bidi="hi-IN"/>
+        </w:rPr>
+      </w:pPr>
+      <w:r>
+        <w:rPr>
+          <w:b w:val="false"/>
+          <w:bCs w:val="false"/>
+          <w:i w:val="false"/>
+          <w:iCs w:val="false"/>
+          <w:u w:val="none"/>
+          <w:shd w:fill="auto" w:val="clear"/>
+          <w:lang w:val="hu-HU" w:eastAsia="zh-CN" w:bidi="hi-IN"/>
+        </w:rPr>
+      </w:r>
+    </w:p>
+    <w:p>
+      <w:pPr>
+        <w:pStyle w:val="Normal"/>
+        <w:bidi w:val="0"/>
+        <w:jc w:val="start"/>
+        <w:rPr>
+          <w:b w:val="false"/>
+          <w:bCs w:val="false"/>
+          <w:i w:val="false"/>
+          <w:iCs w:val="false"/>
+          <w:u w:val="none"/>
+          <w:shd w:fill="auto" w:val="clear"/>
+          <w:lang w:val="hu-HU" w:eastAsia="zh-CN" w:bidi="hi-IN"/>
+        </w:rPr>
+      </w:pPr>
+      <w:r>
+        <w:rPr>
+          <w:b w:val="false"/>
+          <w:bCs w:val="false"/>
+          <w:i w:val="false"/>
+          <w:iCs w:val="false"/>
+          <w:u w:val="none"/>
+          <w:shd w:fill="auto" w:val="clear"/>
+          <w:lang w:val="hu-HU" w:eastAsia="zh-CN" w:bidi="hi-IN"/>
+        </w:rPr>
+      </w:r>
+    </w:p>
+    <w:p>
+      <w:pPr>
+        <w:pStyle w:val="Normal"/>
+        <w:bidi w:val="0"/>
+        <w:jc w:val="start"/>
+        <w:rPr>
+          <w:b w:val="false"/>
+          <w:bCs w:val="false"/>
+          <w:i w:val="false"/>
+          <w:iCs w:val="false"/>
+          <w:u w:val="none"/>
+          <w:shd w:fill="auto" w:val="clear"/>
+          <w:lang w:val="hu-HU" w:eastAsia="zh-CN" w:bidi="hi-IN"/>
+        </w:rPr>
+      </w:pPr>
+      <w:r>
+        <w:rPr>
+          <w:b w:val="false"/>
+          <w:bCs w:val="false"/>
+          <w:i w:val="false"/>
+          <w:iCs w:val="false"/>
+          <w:u w:val="none"/>
+          <w:shd w:fill="auto" w:val="clear"/>
+          <w:lang w:val="hu-HU" w:eastAsia="zh-CN" w:bidi="hi-IN"/>
+        </w:rPr>
+      </w:r>
+    </w:p>
+    <w:p>
+      <w:pPr>
+        <w:pStyle w:val="Normal"/>
+        <w:bidi w:val="0"/>
+        <w:jc w:val="start"/>
+        <w:rPr>
+          <w:b w:val="false"/>
+          <w:bCs w:val="false"/>
+          <w:i w:val="false"/>
+          <w:iCs w:val="false"/>
+          <w:u w:val="none"/>
+          <w:shd w:fill="auto" w:val="clear"/>
+          <w:lang w:val="hu-HU" w:eastAsia="zh-CN" w:bidi="hi-IN"/>
+        </w:rPr>
+      </w:pPr>
+      <w:r>
+        <w:rPr>
+          <w:b w:val="false"/>
+          <w:bCs w:val="false"/>
+          <w:i w:val="false"/>
+          <w:iCs w:val="false"/>
+          <w:u w:val="none"/>
+          <w:shd w:fill="auto" w:val="clear"/>
+          <w:lang w:val="hu-HU" w:eastAsia="zh-CN" w:bidi="hi-IN"/>
+        </w:rPr>
+      </w:r>
+    </w:p>
+    <w:p>
+      <w:pPr>
+        <w:pStyle w:val="Normal"/>
+        <w:bidi w:val="0"/>
+        <w:jc w:val="start"/>
+        <w:rPr>
+          <w:b w:val="false"/>
+          <w:bCs w:val="false"/>
+          <w:i w:val="false"/>
+          <w:iCs w:val="false"/>
+          <w:u w:val="none"/>
+          <w:shd w:fill="auto" w:val="clear"/>
+          <w:lang w:val="hu-HU" w:eastAsia="zh-CN" w:bidi="hi-IN"/>
+        </w:rPr>
+      </w:pPr>
+      <w:r>
+        <w:rPr>
+          <w:b w:val="false"/>
+          <w:bCs w:val="false"/>
+          <w:i w:val="false"/>
+          <w:iCs w:val="false"/>
+          <w:u w:val="none"/>
+          <w:shd w:fill="auto" w:val="clear"/>
+          <w:lang w:val="hu-HU" w:eastAsia="zh-CN" w:bidi="hi-IN"/>
+        </w:rPr>
+        <w:t>balladák: (epikai, drámai, lírai)</w:t>
       </w:r>
     </w:p>
     <w:p>
@@ -243,24 +1350,27 @@
         </w:numPr>
         <w:bidi w:val="0"/>
         <w:jc w:val="start"/>
-        <w:rPr/>
-      </w:pPr>
-      <w:r>
-        <w:rPr>
-          <w:b w:val="false"/>
-          <w:bCs w:val="false"/>
-          <w:lang w:val="hu-HU" w:eastAsia="zh-CN" w:bidi="hi-IN"/>
-        </w:rPr>
-        <w:t xml:space="preserve">Ady Endre szerelmi költészete </w:t>
-      </w:r>
-      <w:r>
-        <w:rPr>
-          <w:b w:val="false"/>
-          <w:bCs w:val="false"/>
-          <w:shd w:fill="FFFF00" w:val="clear"/>
-          <w:lang w:val="hu-HU" w:eastAsia="zh-CN" w:bidi="hi-IN"/>
-        </w:rPr>
-        <w:t>20. század eleje, szimbolizmus, Csinszka (Őrizem a szemedet), Léda (Hélya nász az avaron)</w:t>
+        <w:rPr>
+          <w:b w:val="false"/>
+          <w:bCs w:val="false"/>
+          <w:i w:val="false"/>
+          <w:iCs w:val="false"/>
+          <w:u w:val="none"/>
+          <w:shd w:fill="auto" w:val="clear"/>
+          <w:lang w:val="hu-HU" w:eastAsia="zh-CN" w:bidi="hi-IN"/>
+        </w:rPr>
+      </w:pPr>
+      <w:r>
+        <w:rPr>
+          <w:b w:val="false"/>
+          <w:bCs w:val="false"/>
+          <w:i w:val="false"/>
+          <w:iCs w:val="false"/>
+          <w:u w:val="none"/>
+          <w:shd w:fill="auto" w:val="clear"/>
+          <w:lang w:val="hu-HU" w:eastAsia="zh-CN" w:bidi="hi-IN"/>
+        </w:rPr>
+        <w:t>motívumok, témák</w:t>
       </w:r>
     </w:p>
     <w:p>
@@ -272,24 +1382,59 @@
         </w:numPr>
         <w:bidi w:val="0"/>
         <w:jc w:val="start"/>
-        <w:rPr/>
-      </w:pPr>
-      <w:r>
-        <w:rPr>
-          <w:b w:val="false"/>
-          <w:bCs w:val="false"/>
-          <w:lang w:val="hu-HU" w:eastAsia="zh-CN" w:bidi="hi-IN"/>
-        </w:rPr>
-        <w:t xml:space="preserve">Arany Jénos balladaköltészete </w:t>
-      </w:r>
-      <w:r>
-        <w:rPr>
-          <w:b w:val="false"/>
-          <w:bCs w:val="false"/>
-          <w:shd w:fill="FFFF00" w:val="clear"/>
-          <w:lang w:val="hu-HU" w:eastAsia="zh-CN" w:bidi="hi-IN"/>
-        </w:rPr>
-        <w:t>Toldi – siker, balladák: Ágnes asszony; A walesi bárdok, lélektani és történelmi, 3 műnem</w:t>
+        <w:rPr>
+          <w:b w:val="false"/>
+          <w:bCs w:val="false"/>
+          <w:i w:val="false"/>
+          <w:iCs w:val="false"/>
+          <w:u w:val="none"/>
+          <w:shd w:fill="auto" w:val="clear"/>
+          <w:lang w:val="hu-HU" w:eastAsia="zh-CN" w:bidi="hi-IN"/>
+        </w:rPr>
+      </w:pPr>
+      <w:r>
+        <w:rPr>
+          <w:b w:val="false"/>
+          <w:bCs w:val="false"/>
+          <w:i w:val="false"/>
+          <w:iCs w:val="false"/>
+          <w:u w:val="none"/>
+          <w:shd w:fill="auto" w:val="clear"/>
+          <w:lang w:val="hu-HU" w:eastAsia="zh-CN" w:bidi="hi-IN"/>
+        </w:rPr>
+        <w:t>műfaj bemutatása</w:t>
+      </w:r>
+    </w:p>
+    <w:p>
+      <w:pPr>
+        <w:pStyle w:val="Normal"/>
+        <w:numPr>
+          <w:ilvl w:val="1"/>
+          <w:numId w:val="4"/>
+        </w:numPr>
+        <w:bidi w:val="0"/>
+        <w:jc w:val="start"/>
+        <w:rPr>
+          <w:b w:val="false"/>
+          <w:bCs w:val="false"/>
+          <w:i w:val="false"/>
+          <w:iCs w:val="false"/>
+          <w:u w:val="none"/>
+          <w:shd w:fill="auto" w:val="clear"/>
+          <w:lang w:val="hu-HU" w:eastAsia="zh-CN" w:bidi="hi-IN"/>
+        </w:rPr>
+      </w:pPr>
+      <w:r>
+        <w:rPr>
+          <w:b w:val="false"/>
+          <w:bCs w:val="false"/>
+          <w:i w:val="false"/>
+          <w:iCs w:val="false"/>
+          <w:u w:val="none"/>
+          <w:shd w:fill="auto" w:val="clear"/>
+          <w:lang w:val="hu-HU" w:eastAsia="zh-CN" w:bidi="hi-IN"/>
+        </w:rPr>
+        <w:t>epikus – története van, lírai – költői aszközök, drámai – párbeszédek, tragikusság</w:t>
       </w:r>
     </w:p>
     <w:p>
@@ -304,16 +1449,56 @@
         <w:rPr>
           <w:b w:val="false"/>
           <w:bCs w:val="false"/>
-          <w:lang w:val="hu-HU" w:eastAsia="zh-CN" w:bidi="hi-IN"/>
-        </w:rPr>
-      </w:pPr>
-      <w:r>
-        <w:rPr>
-          <w:b w:val="false"/>
-          <w:bCs w:val="false"/>
-          <w:lang w:val="hu-HU" w:eastAsia="zh-CN" w:bidi="hi-IN"/>
-        </w:rPr>
-        <w:t>A prófétaszerep vállalásának tükröződése Babits Mihály művészetében</w:t>
+          <w:i w:val="false"/>
+          <w:iCs w:val="false"/>
+          <w:u w:val="none"/>
+          <w:shd w:fill="auto" w:val="clear"/>
+          <w:lang w:val="hu-HU" w:eastAsia="zh-CN" w:bidi="hi-IN"/>
+        </w:rPr>
+      </w:pPr>
+      <w:r>
+        <w:rPr>
+          <w:b w:val="false"/>
+          <w:bCs w:val="false"/>
+          <w:i w:val="false"/>
+          <w:iCs w:val="false"/>
+          <w:u w:val="none"/>
+          <w:shd w:fill="auto" w:val="clear"/>
+          <w:lang w:val="hu-HU" w:eastAsia="zh-CN" w:bidi="hi-IN"/>
+        </w:rPr>
+        <w:t>történelmi</w:t>
+      </w:r>
+    </w:p>
+    <w:p>
+      <w:pPr>
+        <w:pStyle w:val="Normal"/>
+        <w:numPr>
+          <w:ilvl w:val="1"/>
+          <w:numId w:val="4"/>
+        </w:numPr>
+        <w:bidi w:val="0"/>
+        <w:jc w:val="start"/>
+        <w:rPr>
+          <w:b w:val="false"/>
+          <w:bCs w:val="false"/>
+          <w:i w:val="false"/>
+          <w:iCs w:val="false"/>
+          <w:u w:val="none"/>
+          <w:shd w:fill="auto" w:val="clear"/>
+          <w:lang w:val="hu-HU" w:eastAsia="zh-CN" w:bidi="hi-IN"/>
+        </w:rPr>
+      </w:pPr>
+      <w:r>
+        <w:rPr>
+          <w:b w:val="false"/>
+          <w:bCs w:val="false"/>
+          <w:i w:val="false"/>
+          <w:iCs w:val="false"/>
+          <w:u w:val="none"/>
+          <w:shd w:fill="auto" w:val="clear"/>
+          <w:lang w:val="hu-HU" w:eastAsia="zh-CN" w:bidi="hi-IN"/>
+        </w:rPr>
+        <w:t>pl. A walesi bárdok</w:t>
       </w:r>
     </w:p>
     <w:p>
@@ -325,1084 +1510,27 @@
         </w:numPr>
         <w:bidi w:val="0"/>
         <w:jc w:val="start"/>
-        <w:rPr/>
-      </w:pPr>
-      <w:r>
-        <w:rPr>
-          <w:b w:val="false"/>
-          <w:bCs w:val="false"/>
-          <w:lang w:val="hu-HU" w:eastAsia="zh-CN" w:bidi="hi-IN"/>
-        </w:rPr>
-        <w:t xml:space="preserve">Konfliktusrendszerek Herczeg ferenc </w:t>
-      </w:r>
-      <w:r>
-        <w:rPr>
-          <w:b w:val="false"/>
-          <w:bCs w:val="false"/>
-          <w:i/>
-          <w:iCs/>
-          <w:lang w:val="hu-HU" w:eastAsia="zh-CN" w:bidi="hi-IN"/>
-        </w:rPr>
-        <w:t>Az élet kapuja</w:t>
-      </w:r>
-      <w:r>
-        <w:rPr>
-          <w:b w:val="false"/>
-          <w:bCs w:val="false"/>
-          <w:i w:val="false"/>
-          <w:iCs w:val="false"/>
-          <w:lang w:val="hu-HU" w:eastAsia="zh-CN" w:bidi="hi-IN"/>
-        </w:rPr>
-        <w:t xml:space="preserve"> c. Regényében</w:t>
-      </w:r>
-    </w:p>
-    <w:p>
-      <w:pPr>
-        <w:pStyle w:val="Normal"/>
-        <w:numPr>
-          <w:ilvl w:val="0"/>
-          <w:numId w:val="4"/>
-        </w:numPr>
-        <w:bidi w:val="0"/>
-        <w:jc w:val="start"/>
-        <w:rPr/>
-      </w:pPr>
-      <w:r>
-        <w:rPr>
-          <w:b w:val="false"/>
-          <w:bCs w:val="false"/>
-          <w:i w:val="false"/>
-          <w:iCs w:val="false"/>
-          <w:lang w:val="hu-HU" w:eastAsia="zh-CN" w:bidi="hi-IN"/>
-        </w:rPr>
-        <w:t xml:space="preserve">A romantika és a realizmus összefüggései Jókai Mór </w:t>
-      </w:r>
-      <w:r>
-        <w:rPr>
-          <w:b w:val="false"/>
-          <w:bCs w:val="false"/>
-          <w:i/>
-          <w:iCs/>
-          <w:lang w:val="hu-HU" w:eastAsia="zh-CN" w:bidi="hi-IN"/>
-        </w:rPr>
-        <w:t xml:space="preserve"> Az arany ember </w:t>
-      </w:r>
-      <w:r>
-        <w:rPr>
-          <w:b w:val="false"/>
-          <w:bCs w:val="false"/>
-          <w:i w:val="false"/>
-          <w:iCs w:val="false"/>
-          <w:lang w:val="hu-HU" w:eastAsia="zh-CN" w:bidi="hi-IN"/>
-        </w:rPr>
-        <w:t xml:space="preserve">c. Regényében </w:t>
-      </w:r>
-      <w:r>
-        <w:rPr>
-          <w:b w:val="false"/>
-          <w:bCs w:val="false"/>
-          <w:i w:val="false"/>
-          <w:iCs w:val="false"/>
-          <w:shd w:fill="FFFF00" w:val="clear"/>
-          <w:lang w:val="hu-HU" w:eastAsia="zh-CN" w:bidi="hi-IN"/>
-        </w:rPr>
-        <w:t>Tímár Mihály, kettős szerelmi szál (Tímea, Noémi), részletgazdag környezet és karakterek</w:t>
-      </w:r>
-    </w:p>
-    <w:p>
-      <w:pPr>
-        <w:pStyle w:val="Normal"/>
-        <w:numPr>
-          <w:ilvl w:val="0"/>
-          <w:numId w:val="4"/>
-        </w:numPr>
-        <w:bidi w:val="0"/>
-        <w:jc w:val="start"/>
-        <w:rPr>
-          <w:b w:val="false"/>
-          <w:bCs w:val="false"/>
-          <w:i w:val="false"/>
-          <w:iCs w:val="false"/>
-          <w:lang w:val="hu-HU" w:eastAsia="zh-CN" w:bidi="hi-IN"/>
-        </w:rPr>
-      </w:pPr>
-      <w:r>
-        <w:rPr>
-          <w:b w:val="false"/>
-          <w:bCs w:val="false"/>
-          <w:i w:val="false"/>
-          <w:iCs w:val="false"/>
-          <w:lang w:val="hu-HU" w:eastAsia="zh-CN" w:bidi="hi-IN"/>
-        </w:rPr>
-        <w:t>József Atilla költészete az életrajz tükrében</w:t>
-      </w:r>
-    </w:p>
-    <w:p>
-      <w:pPr>
-        <w:pStyle w:val="Normal"/>
-        <w:numPr>
-          <w:ilvl w:val="0"/>
-          <w:numId w:val="4"/>
-        </w:numPr>
-        <w:bidi w:val="0"/>
-        <w:jc w:val="start"/>
-        <w:rPr>
-          <w:b w:val="false"/>
-          <w:bCs w:val="false"/>
-          <w:i w:val="false"/>
-          <w:iCs w:val="false"/>
-          <w:lang w:val="hu-HU" w:eastAsia="zh-CN" w:bidi="hi-IN"/>
-        </w:rPr>
-      </w:pPr>
-      <w:r>
-        <w:rPr>
-          <w:b w:val="false"/>
-          <w:bCs w:val="false"/>
-          <w:i w:val="false"/>
-          <w:iCs w:val="false"/>
-          <w:lang w:val="hu-HU" w:eastAsia="zh-CN" w:bidi="hi-IN"/>
-        </w:rPr>
-        <w:t xml:space="preserve">A gyermekkor motívuma Kosztolányi Dezső novelláiban </w:t>
-      </w:r>
-      <w:r>
-        <w:rPr>
-          <w:b w:val="false"/>
-          <w:bCs w:val="false"/>
-          <w:i w:val="false"/>
-          <w:iCs w:val="false"/>
-          <w:shd w:fill="FFFF00" w:val="clear"/>
-          <w:lang w:val="hu-HU" w:eastAsia="zh-CN" w:bidi="hi-IN"/>
-        </w:rPr>
-        <w:t>Fürdés, A kulcs, ösztönös – tudatos világ találkozása</w:t>
-      </w:r>
-    </w:p>
-    <w:p>
-      <w:pPr>
-        <w:pStyle w:val="Normal"/>
-        <w:numPr>
-          <w:ilvl w:val="0"/>
-          <w:numId w:val="4"/>
-        </w:numPr>
-        <w:bidi w:val="0"/>
-        <w:jc w:val="start"/>
-        <w:rPr>
-          <w:b w:val="false"/>
-          <w:bCs w:val="false"/>
-          <w:i w:val="false"/>
-          <w:iCs w:val="false"/>
-          <w:shd w:fill="auto" w:val="clear"/>
-          <w:lang w:val="hu-HU" w:eastAsia="zh-CN" w:bidi="hi-IN"/>
-        </w:rPr>
-      </w:pPr>
-      <w:r>
-        <w:rPr>
-          <w:b w:val="false"/>
-          <w:bCs w:val="false"/>
-          <w:i w:val="false"/>
-          <w:iCs w:val="false"/>
-          <w:shd w:fill="auto" w:val="clear"/>
-          <w:lang w:val="hu-HU" w:eastAsia="zh-CN" w:bidi="hi-IN"/>
-        </w:rPr>
-        <w:t xml:space="preserve">A szülőföld világának képei Mikszáth Kálmán novelláiban </w:t>
-      </w:r>
-      <w:r>
-        <w:rPr>
-          <w:b w:val="false"/>
-          <w:bCs w:val="false"/>
-          <w:i w:val="false"/>
-          <w:iCs w:val="false"/>
-          <w:shd w:fill="FFFF00" w:val="clear"/>
-          <w:lang w:val="hu-HU" w:eastAsia="zh-CN" w:bidi="hi-IN"/>
-        </w:rPr>
-        <w:t>Bede Anna tartozása, A tót atyafiak és jó palócok kötet, egyéni és hiteles karakterek saját gyermekkorából</w:t>
-      </w:r>
-    </w:p>
-    <w:p>
-      <w:pPr>
-        <w:pStyle w:val="Normal"/>
-        <w:numPr>
-          <w:ilvl w:val="0"/>
-          <w:numId w:val="4"/>
-        </w:numPr>
-        <w:bidi w:val="0"/>
-        <w:jc w:val="start"/>
-        <w:rPr>
-          <w:b w:val="false"/>
-          <w:bCs w:val="false"/>
-          <w:i w:val="false"/>
-          <w:iCs w:val="false"/>
-          <w:shd w:fill="auto" w:val="clear"/>
-          <w:lang w:val="hu-HU" w:eastAsia="zh-CN" w:bidi="hi-IN"/>
-        </w:rPr>
-      </w:pPr>
-      <w:r>
-        <w:rPr>
-          <w:b w:val="false"/>
-          <w:bCs w:val="false"/>
-          <w:i w:val="false"/>
-          <w:iCs w:val="false"/>
-          <w:shd w:fill="auto" w:val="clear"/>
-          <w:lang w:val="hu-HU" w:eastAsia="zh-CN" w:bidi="hi-IN"/>
-        </w:rPr>
-        <w:t xml:space="preserve">PetőfiSándor szerelmi költészete </w:t>
-      </w:r>
-      <w:r>
-        <w:rPr>
-          <w:b w:val="false"/>
-          <w:bCs w:val="false"/>
-          <w:i w:val="false"/>
-          <w:iCs w:val="false"/>
-          <w:shd w:fill="FFFF00" w:val="clear"/>
-          <w:lang w:val="hu-HU" w:eastAsia="zh-CN" w:bidi="hi-IN"/>
-        </w:rPr>
-        <w:t>Szendey Júlia – Szeptember végén, 19. sz., romantika – széksőséges ellentétekkel ábrázol</w:t>
-      </w:r>
-    </w:p>
-    <w:p>
-      <w:pPr>
-        <w:pStyle w:val="Normal"/>
-        <w:numPr>
-          <w:ilvl w:val="0"/>
-          <w:numId w:val="4"/>
-        </w:numPr>
-        <w:bidi w:val="0"/>
-        <w:jc w:val="start"/>
-        <w:rPr>
-          <w:b w:val="false"/>
-          <w:bCs w:val="false"/>
-          <w:i w:val="false"/>
-          <w:iCs w:val="false"/>
-          <w:shd w:fill="auto" w:val="clear"/>
-          <w:lang w:val="hu-HU" w:eastAsia="zh-CN" w:bidi="hi-IN"/>
-        </w:rPr>
-      </w:pPr>
-      <w:r>
-        <w:rPr>
-          <w:b w:val="false"/>
-          <w:bCs w:val="false"/>
-          <w:i w:val="false"/>
-          <w:iCs w:val="false"/>
-          <w:shd w:fill="auto" w:val="clear"/>
-          <w:lang w:val="hu-HU" w:eastAsia="zh-CN" w:bidi="hi-IN"/>
-        </w:rPr>
-        <w:t xml:space="preserve">Vörösmaty Mihály, Szózat </w:t>
-      </w:r>
-      <w:r>
-        <w:rPr>
-          <w:b w:val="false"/>
-          <w:bCs w:val="false"/>
-          <w:i w:val="false"/>
-          <w:iCs w:val="false"/>
-          <w:shd w:fill="FFFF00" w:val="clear"/>
-          <w:lang w:val="hu-HU" w:eastAsia="zh-CN" w:bidi="hi-IN"/>
-        </w:rPr>
-        <w:t>romantika, a Himnuszhoz hasonló rangú, történelmi téma</w:t>
-      </w:r>
-    </w:p>
-    <w:p>
-      <w:pPr>
-        <w:pStyle w:val="Normal"/>
-        <w:numPr>
-          <w:ilvl w:val="0"/>
-          <w:numId w:val="4"/>
-        </w:numPr>
-        <w:bidi w:val="0"/>
-        <w:jc w:val="start"/>
-        <w:rPr>
-          <w:b w:val="false"/>
-          <w:bCs w:val="false"/>
-          <w:i w:val="false"/>
-          <w:iCs w:val="false"/>
-          <w:shd w:fill="auto" w:val="clear"/>
-          <w:lang w:val="hu-HU" w:eastAsia="zh-CN" w:bidi="hi-IN"/>
-        </w:rPr>
-      </w:pPr>
-      <w:r>
-        <w:rPr>
-          <w:b w:val="false"/>
-          <w:bCs w:val="false"/>
-          <w:i w:val="false"/>
-          <w:iCs w:val="false"/>
-          <w:shd w:fill="auto" w:val="clear"/>
-          <w:lang w:val="hu-HU" w:eastAsia="zh-CN" w:bidi="hi-IN"/>
-        </w:rPr>
-        <w:t xml:space="preserve">Janus Pannonius költészetének reneszánysz vonásai </w:t>
-      </w:r>
-      <w:r>
-        <w:rPr>
-          <w:b w:val="false"/>
-          <w:bCs w:val="false"/>
-          <w:i w:val="false"/>
-          <w:iCs w:val="false"/>
-          <w:shd w:fill="FFFF00" w:val="clear"/>
-          <w:lang w:val="hu-HU" w:eastAsia="zh-CN" w:bidi="hi-IN"/>
-        </w:rPr>
-        <w:t>Pannónia dicsérete, epigramma, Itália – Magyarorszég kettősség</w:t>
-      </w:r>
-    </w:p>
-    <w:p>
-      <w:pPr>
-        <w:pStyle w:val="Normal"/>
-        <w:numPr>
-          <w:ilvl w:val="0"/>
-          <w:numId w:val="4"/>
-        </w:numPr>
-        <w:bidi w:val="0"/>
-        <w:jc w:val="start"/>
-        <w:rPr>
-          <w:b w:val="false"/>
-          <w:bCs w:val="false"/>
-          <w:i w:val="false"/>
-          <w:iCs w:val="false"/>
-          <w:shd w:fill="auto" w:val="clear"/>
-          <w:lang w:val="hu-HU" w:eastAsia="zh-CN" w:bidi="hi-IN"/>
-        </w:rPr>
-      </w:pPr>
-      <w:r>
-        <w:rPr>
-          <w:b w:val="false"/>
-          <w:bCs w:val="false"/>
-          <w:i w:val="false"/>
-          <w:iCs w:val="false"/>
-          <w:shd w:fill="auto" w:val="clear"/>
-          <w:lang w:val="hu-HU" w:eastAsia="zh-CN" w:bidi="hi-IN"/>
-        </w:rPr>
-        <w:t>Móricz Zsigmond újyszerű parasztábrázolása</w:t>
-      </w:r>
-    </w:p>
-    <w:p>
-      <w:pPr>
-        <w:pStyle w:val="Normal"/>
-        <w:numPr>
-          <w:ilvl w:val="0"/>
-          <w:numId w:val="4"/>
-        </w:numPr>
-        <w:bidi w:val="0"/>
-        <w:jc w:val="start"/>
-        <w:rPr>
-          <w:b w:val="false"/>
-          <w:bCs w:val="false"/>
-          <w:i w:val="false"/>
-          <w:iCs w:val="false"/>
-          <w:shd w:fill="auto" w:val="clear"/>
-          <w:lang w:val="hu-HU" w:eastAsia="zh-CN" w:bidi="hi-IN"/>
-        </w:rPr>
-      </w:pPr>
-      <w:r>
-        <w:rPr>
-          <w:b w:val="false"/>
-          <w:bCs w:val="false"/>
-          <w:i w:val="false"/>
-          <w:iCs w:val="false"/>
-          <w:shd w:fill="auto" w:val="clear"/>
-          <w:lang w:val="hu-HU" w:eastAsia="zh-CN" w:bidi="hi-IN"/>
-        </w:rPr>
-        <w:t>Örkény: egypercesek</w:t>
-      </w:r>
-    </w:p>
-    <w:p>
-      <w:pPr>
-        <w:pStyle w:val="Normal"/>
-        <w:numPr>
-          <w:ilvl w:val="0"/>
-          <w:numId w:val="4"/>
-        </w:numPr>
-        <w:bidi w:val="0"/>
-        <w:jc w:val="start"/>
-        <w:rPr>
-          <w:b w:val="false"/>
-          <w:bCs w:val="false"/>
-          <w:i w:val="false"/>
-          <w:iCs w:val="false"/>
-          <w:shd w:fill="auto" w:val="clear"/>
-          <w:lang w:val="hu-HU" w:eastAsia="zh-CN" w:bidi="hi-IN"/>
-        </w:rPr>
-      </w:pPr>
-      <w:r>
-        <w:rPr>
-          <w:b w:val="false"/>
-          <w:bCs w:val="false"/>
-          <w:i w:val="false"/>
-          <w:iCs w:val="false"/>
-          <w:shd w:fill="auto" w:val="clear"/>
-          <w:lang w:val="hu-HU" w:eastAsia="zh-CN" w:bidi="hi-IN"/>
-        </w:rPr>
-        <w:t>Szakács I. Péter: Apokrifok</w:t>
-      </w:r>
-    </w:p>
-    <w:p>
-      <w:pPr>
-        <w:pStyle w:val="Normal"/>
-        <w:numPr>
-          <w:ilvl w:val="0"/>
-          <w:numId w:val="4"/>
-        </w:numPr>
-        <w:bidi w:val="0"/>
-        <w:jc w:val="start"/>
-        <w:rPr>
-          <w:b w:val="false"/>
-          <w:bCs w:val="false"/>
-          <w:i w:val="false"/>
-          <w:iCs w:val="false"/>
-          <w:shd w:fill="auto" w:val="clear"/>
-          <w:lang w:val="hu-HU" w:eastAsia="zh-CN" w:bidi="hi-IN"/>
-        </w:rPr>
-      </w:pPr>
-      <w:r>
-        <w:rPr>
-          <w:b w:val="false"/>
-          <w:bCs w:val="false"/>
-          <w:i w:val="false"/>
-          <w:iCs w:val="false"/>
-          <w:shd w:fill="auto" w:val="clear"/>
-          <w:lang w:val="hu-HU" w:eastAsia="zh-CN" w:bidi="hi-IN"/>
-        </w:rPr>
-        <w:t>A gyermeki nézőpont megjelenése Dragomán György A fehér király c. Regényében</w:t>
-      </w:r>
-    </w:p>
-    <w:p>
-      <w:pPr>
-        <w:pStyle w:val="Normal"/>
-        <w:numPr>
-          <w:ilvl w:val="0"/>
-          <w:numId w:val="4"/>
-        </w:numPr>
-        <w:bidi w:val="0"/>
-        <w:jc w:val="start"/>
-        <w:rPr>
-          <w:b w:val="false"/>
-          <w:bCs w:val="false"/>
-          <w:i w:val="false"/>
-          <w:iCs w:val="false"/>
-          <w:shd w:fill="auto" w:val="clear"/>
-          <w:lang w:val="hu-HU" w:eastAsia="zh-CN" w:bidi="hi-IN"/>
-        </w:rPr>
-      </w:pPr>
-      <w:r>
-        <w:rPr>
-          <w:b w:val="false"/>
-          <w:bCs w:val="false"/>
-          <w:i w:val="false"/>
-          <w:iCs w:val="false"/>
-          <w:shd w:fill="auto" w:val="clear"/>
-          <w:lang w:val="hu-HU" w:eastAsia="zh-CN" w:bidi="hi-IN"/>
-        </w:rPr>
-        <w:t xml:space="preserve">Európai kultúrának alapköve, a Biblia </w:t>
-      </w:r>
-      <w:r>
-        <w:rPr>
-          <w:b w:val="false"/>
-          <w:bCs w:val="false"/>
-          <w:i w:val="false"/>
-          <w:iCs w:val="false"/>
-          <w:shd w:fill="FFFF00" w:val="clear"/>
-          <w:lang w:val="hu-HU" w:eastAsia="zh-CN" w:bidi="hi-IN"/>
-        </w:rPr>
-        <w:t>a keresztény iradalom alapműve, Ó és Újszövetség, Nóé bárkája, tereméstörténet, Jézus – csogatétek, keresztefeszítés</w:t>
-      </w:r>
-    </w:p>
-    <w:p>
-      <w:pPr>
-        <w:pStyle w:val="Normal"/>
-        <w:numPr>
-          <w:ilvl w:val="0"/>
-          <w:numId w:val="4"/>
-        </w:numPr>
-        <w:bidi w:val="0"/>
-        <w:jc w:val="start"/>
-        <w:rPr>
-          <w:b w:val="false"/>
-          <w:bCs w:val="false"/>
-          <w:i w:val="false"/>
-          <w:iCs w:val="false"/>
-          <w:shd w:fill="auto" w:val="clear"/>
-          <w:lang w:val="hu-HU" w:eastAsia="zh-CN" w:bidi="hi-IN"/>
-        </w:rPr>
-      </w:pPr>
-      <w:r>
-        <w:rPr>
-          <w:b w:val="false"/>
-          <w:bCs w:val="false"/>
-          <w:i w:val="false"/>
-          <w:iCs w:val="false"/>
-          <w:shd w:fill="auto" w:val="clear"/>
-          <w:lang w:val="hu-HU" w:eastAsia="zh-CN" w:bidi="hi-IN"/>
-        </w:rPr>
-        <w:t>A kisember alakja az orosz realizmus világában (Gogol, Csehov, Tosztoj)</w:t>
-      </w:r>
-    </w:p>
-    <w:p>
-      <w:pPr>
-        <w:pStyle w:val="Normal"/>
-        <w:numPr>
-          <w:ilvl w:val="0"/>
-          <w:numId w:val="4"/>
-        </w:numPr>
-        <w:bidi w:val="0"/>
-        <w:jc w:val="start"/>
-        <w:rPr>
-          <w:b w:val="false"/>
-          <w:bCs w:val="false"/>
-          <w:i w:val="false"/>
-          <w:iCs w:val="false"/>
-          <w:shd w:fill="auto" w:val="clear"/>
-          <w:lang w:val="hu-HU" w:eastAsia="zh-CN" w:bidi="hi-IN"/>
-        </w:rPr>
-      </w:pPr>
-      <w:r>
-        <w:rPr>
-          <w:b w:val="false"/>
-          <w:bCs w:val="false"/>
-          <w:i w:val="false"/>
-          <w:iCs w:val="false"/>
-          <w:shd w:fill="auto" w:val="clear"/>
-          <w:lang w:val="hu-HU" w:eastAsia="zh-CN" w:bidi="hi-IN"/>
-        </w:rPr>
-        <w:t xml:space="preserve">Az angol reneszánysz színhász – Shakespeare: Romeo és Júlia </w:t>
-      </w:r>
-      <w:r>
-        <w:rPr>
-          <w:b w:val="false"/>
-          <w:bCs w:val="false"/>
-          <w:i w:val="false"/>
-          <w:iCs w:val="false"/>
-          <w:shd w:fill="FFFF00" w:val="clear"/>
-          <w:lang w:val="hu-HU" w:eastAsia="zh-CN" w:bidi="hi-IN"/>
-        </w:rPr>
-        <w:t>két szembenálló család gyermekaiek szerelme, kettős öngyilkosság, korabeli erkölcsök miatt nem llehettek egymásé</w:t>
-      </w:r>
-    </w:p>
-    <w:p>
-      <w:pPr>
-        <w:pStyle w:val="Normal"/>
-        <w:numPr>
-          <w:ilvl w:val="0"/>
-          <w:numId w:val="4"/>
-        </w:numPr>
-        <w:bidi w:val="0"/>
-        <w:jc w:val="start"/>
-        <w:rPr>
-          <w:b w:val="false"/>
-          <w:bCs w:val="false"/>
-          <w:i w:val="false"/>
-          <w:iCs w:val="false"/>
-          <w:shd w:fill="auto" w:val="clear"/>
-          <w:lang w:val="hu-HU" w:eastAsia="zh-CN" w:bidi="hi-IN"/>
-        </w:rPr>
-      </w:pPr>
-      <w:r>
-        <w:rPr>
-          <w:b w:val="false"/>
-          <w:bCs w:val="false"/>
-          <w:i w:val="false"/>
-          <w:iCs w:val="false"/>
-          <w:shd w:fill="auto" w:val="clear"/>
-          <w:lang w:val="hu-HU" w:eastAsia="zh-CN" w:bidi="hi-IN"/>
-        </w:rPr>
-        <w:t xml:space="preserve">Madách Imre Az ember tragédiájy című művének szerkezeti, tartalmi ls műfajo jellegzetességei </w:t>
-      </w:r>
-      <w:r>
-        <w:rPr>
-          <w:b w:val="false"/>
-          <w:bCs w:val="false"/>
-          <w:i w:val="false"/>
-          <w:iCs w:val="false"/>
-          <w:shd w:fill="FFFF00" w:val="clear"/>
-          <w:lang w:val="hu-HU" w:eastAsia="zh-CN" w:bidi="hi-IN"/>
-        </w:rPr>
-        <w:t>Ádám, Éva, Lucifer, történelmi utazés, fejlődik-e az emberiség</w:t>
-      </w:r>
-    </w:p>
-    <w:p>
-      <w:pPr>
-        <w:pStyle w:val="Normal"/>
-        <w:numPr>
-          <w:ilvl w:val="0"/>
-          <w:numId w:val="4"/>
-        </w:numPr>
-        <w:bidi w:val="0"/>
-        <w:jc w:val="start"/>
-        <w:rPr>
-          <w:b w:val="false"/>
-          <w:bCs w:val="false"/>
-          <w:i w:val="false"/>
-          <w:iCs w:val="false"/>
-          <w:shd w:fill="auto" w:val="clear"/>
-          <w:lang w:val="hu-HU" w:eastAsia="zh-CN" w:bidi="hi-IN"/>
-        </w:rPr>
-      </w:pPr>
-      <w:r>
-        <w:rPr>
-          <w:b w:val="false"/>
-          <w:bCs w:val="false"/>
-          <w:i w:val="false"/>
-          <w:iCs w:val="false"/>
-          <w:shd w:fill="auto" w:val="clear"/>
-          <w:lang w:val="hu-HU" w:eastAsia="zh-CN" w:bidi="hi-IN"/>
-        </w:rPr>
-        <w:t>A disztópia mint jellemző irodalmi és filmművészeti műfaj a XXI. Században</w:t>
-      </w:r>
-    </w:p>
-    <w:p>
-      <w:pPr>
-        <w:pStyle w:val="Normal"/>
-        <w:bidi w:val="0"/>
-        <w:jc w:val="start"/>
-        <w:rPr>
-          <w:b w:val="false"/>
-          <w:bCs w:val="false"/>
-          <w:i w:val="false"/>
-          <w:iCs w:val="false"/>
-          <w:shd w:fill="auto" w:val="clear"/>
-          <w:lang w:val="hu-HU" w:eastAsia="zh-CN" w:bidi="hi-IN"/>
-        </w:rPr>
-      </w:pPr>
-      <w:r>
-        <w:rPr>
-          <w:b w:val="false"/>
-          <w:bCs w:val="false"/>
-          <w:i w:val="false"/>
-          <w:iCs w:val="false"/>
-          <w:shd w:fill="auto" w:val="clear"/>
-          <w:lang w:val="hu-HU" w:eastAsia="zh-CN" w:bidi="hi-IN"/>
-        </w:rPr>
-      </w:r>
-    </w:p>
-    <w:p>
-      <w:pPr>
-        <w:pStyle w:val="Normal"/>
-        <w:bidi w:val="0"/>
-        <w:jc w:val="start"/>
-        <w:rPr>
-          <w:b/>
-          <w:bCs/>
-          <w:i w:val="false"/>
-          <w:iCs w:val="false"/>
-          <w:shd w:fill="auto" w:val="clear"/>
-          <w:lang w:val="hu-HU" w:eastAsia="zh-CN" w:bidi="hi-IN"/>
-        </w:rPr>
-      </w:pPr>
-      <w:r>
-        <w:rPr>
-          <w:b/>
-          <w:bCs/>
-          <w:i w:val="false"/>
-          <w:iCs w:val="false"/>
-          <w:shd w:fill="auto" w:val="clear"/>
-          <w:lang w:val="hu-HU" w:eastAsia="zh-CN" w:bidi="hi-IN"/>
-        </w:rPr>
-        <w:t>Tételek:</w:t>
-      </w:r>
-    </w:p>
-    <w:p>
-      <w:pPr>
-        <w:pStyle w:val="Normal"/>
-        <w:bidi w:val="0"/>
-        <w:jc w:val="start"/>
-        <w:rPr>
-          <w:b/>
-          <w:bCs/>
-          <w:i w:val="false"/>
-          <w:iCs w:val="false"/>
-          <w:shd w:fill="auto" w:val="clear"/>
-          <w:lang w:val="hu-HU" w:eastAsia="zh-CN" w:bidi="hi-IN"/>
-        </w:rPr>
-      </w:pPr>
-      <w:r>
-        <w:rPr>
-          <w:b/>
-          <w:bCs/>
-          <w:i w:val="false"/>
-          <w:iCs w:val="false"/>
-          <w:shd w:fill="auto" w:val="clear"/>
-          <w:lang w:val="hu-HU" w:eastAsia="zh-CN" w:bidi="hi-IN"/>
-        </w:rPr>
-        <w:t>2.</w:t>
-      </w:r>
-    </w:p>
-    <w:p>
-      <w:pPr>
-        <w:pStyle w:val="Normal"/>
-        <w:bidi w:val="0"/>
-        <w:jc w:val="start"/>
-        <w:rPr>
-          <w:b/>
-          <w:bCs/>
-          <w:i w:val="false"/>
-          <w:iCs w:val="false"/>
-          <w:shd w:fill="auto" w:val="clear"/>
-          <w:lang w:val="hu-HU" w:eastAsia="zh-CN" w:bidi="hi-IN"/>
-        </w:rPr>
-      </w:pPr>
-      <w:r>
-        <w:rPr>
-          <w:b/>
-          <w:bCs/>
-          <w:i w:val="false"/>
-          <w:iCs w:val="false"/>
-          <w:shd w:fill="auto" w:val="clear"/>
-          <w:lang w:val="hu-HU" w:eastAsia="zh-CN" w:bidi="hi-IN"/>
-        </w:rPr>
-        <w:t>Tétel: Aray János balladaköltészete</w:t>
-      </w:r>
-    </w:p>
-    <w:p>
-      <w:pPr>
-        <w:pStyle w:val="Normal"/>
-        <w:bidi w:val="0"/>
-        <w:jc w:val="start"/>
-        <w:rPr>
-          <w:b w:val="false"/>
-          <w:bCs w:val="false"/>
-          <w:i w:val="false"/>
-          <w:iCs w:val="false"/>
-          <w:shd w:fill="auto" w:val="clear"/>
-          <w:lang w:val="hu-HU" w:eastAsia="zh-CN" w:bidi="hi-IN"/>
-        </w:rPr>
-      </w:pPr>
-      <w:r>
-        <w:rPr>
-          <w:b/>
-          <w:bCs/>
-          <w:i w:val="false"/>
-          <w:iCs w:val="false"/>
-          <w:u w:val="single"/>
-          <w:shd w:fill="auto" w:val="clear"/>
-          <w:lang w:val="hu-HU" w:eastAsia="zh-CN" w:bidi="hi-IN"/>
-        </w:rPr>
-        <w:t>Stílus:</w:t>
-      </w:r>
-      <w:r>
-        <w:rPr>
-          <w:b w:val="false"/>
-          <w:bCs w:val="false"/>
-          <w:i w:val="false"/>
-          <w:iCs w:val="false"/>
-          <w:u w:val="none"/>
-          <w:shd w:fill="auto" w:val="clear"/>
-          <w:lang w:val="hu-HU" w:eastAsia="zh-CN" w:bidi="hi-IN"/>
-        </w:rPr>
-        <w:t xml:space="preserve"> romantika</w:t>
-      </w:r>
-    </w:p>
-    <w:p>
-      <w:pPr>
-        <w:pStyle w:val="Normal"/>
-        <w:bidi w:val="0"/>
-        <w:jc w:val="start"/>
-        <w:rPr>
-          <w:b w:val="false"/>
-          <w:bCs w:val="false"/>
-          <w:i w:val="false"/>
-          <w:iCs w:val="false"/>
-          <w:u w:val="none"/>
-          <w:shd w:fill="auto" w:val="clear"/>
-          <w:lang w:val="hu-HU" w:eastAsia="zh-CN" w:bidi="hi-IN"/>
-        </w:rPr>
-      </w:pPr>
-      <w:r>
-        <w:rPr>
-          <w:b/>
-          <w:bCs/>
-          <w:i w:val="false"/>
-          <w:iCs w:val="false"/>
-          <w:u w:val="single"/>
-          <w:shd w:fill="auto" w:val="clear"/>
-          <w:lang w:val="hu-HU" w:eastAsia="zh-CN" w:bidi="hi-IN"/>
-        </w:rPr>
-        <w:t>Világa:</w:t>
-      </w:r>
-      <w:r>
-        <w:rPr>
-          <w:b w:val="false"/>
-          <w:bCs w:val="false"/>
-          <w:i w:val="false"/>
-          <w:iCs w:val="false"/>
-          <w:u w:val="none"/>
-          <w:shd w:fill="auto" w:val="clear"/>
-          <w:lang w:val="hu-HU" w:eastAsia="zh-CN" w:bidi="hi-IN"/>
-        </w:rPr>
-        <w:t xml:space="preserve"> szélsőséges</w:t>
-      </w:r>
-    </w:p>
-    <w:p>
-      <w:pPr>
-        <w:pStyle w:val="Normal"/>
-        <w:bidi w:val="0"/>
-        <w:jc w:val="start"/>
-        <w:rPr>
-          <w:b w:val="false"/>
-          <w:bCs w:val="false"/>
-          <w:i w:val="false"/>
-          <w:iCs w:val="false"/>
-          <w:u w:val="none"/>
-          <w:shd w:fill="auto" w:val="clear"/>
-          <w:lang w:val="hu-HU" w:eastAsia="zh-CN" w:bidi="hi-IN"/>
-        </w:rPr>
-      </w:pPr>
-      <w:r>
-        <w:rPr>
-          <w:b/>
-          <w:bCs/>
-          <w:i w:val="false"/>
-          <w:iCs w:val="false"/>
-          <w:u w:val="single"/>
-          <w:shd w:fill="auto" w:val="clear"/>
-          <w:lang w:val="hu-HU" w:eastAsia="zh-CN" w:bidi="hi-IN"/>
-        </w:rPr>
-        <w:t>Kor:</w:t>
-      </w:r>
-      <w:r>
-        <w:rPr>
-          <w:b w:val="false"/>
-          <w:bCs w:val="false"/>
-          <w:i w:val="false"/>
-          <w:iCs w:val="false"/>
-          <w:u w:val="none"/>
-          <w:shd w:fill="auto" w:val="clear"/>
-          <w:lang w:val="hu-HU" w:eastAsia="zh-CN" w:bidi="hi-IN"/>
-        </w:rPr>
-        <w:t xml:space="preserve"> 19.század második fele</w:t>
-      </w:r>
-    </w:p>
-    <w:p>
-      <w:pPr>
-        <w:pStyle w:val="Normal"/>
-        <w:bidi w:val="0"/>
-        <w:jc w:val="start"/>
-        <w:rPr>
-          <w:b w:val="false"/>
-          <w:bCs w:val="false"/>
-          <w:i w:val="false"/>
-          <w:iCs w:val="false"/>
-          <w:u w:val="none"/>
-          <w:shd w:fill="auto" w:val="clear"/>
-          <w:lang w:val="hu-HU" w:eastAsia="zh-CN" w:bidi="hi-IN"/>
-        </w:rPr>
-      </w:pPr>
-      <w:r>
-        <w:rPr>
-          <w:b/>
-          <w:bCs/>
-          <w:i w:val="false"/>
-          <w:iCs w:val="false"/>
-          <w:u w:val="single"/>
-          <w:shd w:fill="auto" w:val="clear"/>
-          <w:lang w:val="hu-HU" w:eastAsia="zh-CN" w:bidi="hi-IN"/>
-        </w:rPr>
-        <w:t>Életrajz:</w:t>
-      </w:r>
-      <w:r>
-        <w:rPr>
-          <w:b w:val="false"/>
-          <w:bCs w:val="false"/>
-          <w:i w:val="false"/>
-          <w:iCs w:val="false"/>
-          <w:u w:val="none"/>
-          <w:shd w:fill="auto" w:val="clear"/>
-          <w:lang w:val="hu-HU" w:eastAsia="zh-CN" w:bidi="hi-IN"/>
-        </w:rPr>
-        <w:t xml:space="preserve"> Toldi – siker, befelé forduló alkat</w:t>
-      </w:r>
-    </w:p>
-    <w:p>
-      <w:pPr>
-        <w:pStyle w:val="Normal"/>
-        <w:bidi w:val="0"/>
-        <w:jc w:val="start"/>
-        <w:rPr>
-          <w:b w:val="false"/>
-          <w:bCs w:val="false"/>
-          <w:i w:val="false"/>
-          <w:iCs w:val="false"/>
-          <w:u w:val="none"/>
-          <w:shd w:fill="auto" w:val="clear"/>
-          <w:lang w:val="hu-HU" w:eastAsia="zh-CN" w:bidi="hi-IN"/>
-        </w:rPr>
-      </w:pPr>
-      <w:r>
-        <w:rPr>
-          <w:b w:val="false"/>
-          <w:bCs w:val="false"/>
-          <w:i w:val="false"/>
-          <w:iCs w:val="false"/>
-          <w:u w:val="none"/>
-          <w:shd w:fill="auto" w:val="clear"/>
-          <w:lang w:val="hu-HU" w:eastAsia="zh-CN" w:bidi="hi-IN"/>
-        </w:rPr>
-      </w:r>
-    </w:p>
-    <w:p>
-      <w:pPr>
-        <w:pStyle w:val="Normal"/>
-        <w:bidi w:val="0"/>
-        <w:jc w:val="start"/>
-        <w:rPr>
-          <w:b w:val="false"/>
-          <w:bCs w:val="false"/>
-          <w:i w:val="false"/>
-          <w:iCs w:val="false"/>
-          <w:u w:val="none"/>
-          <w:shd w:fill="auto" w:val="clear"/>
-          <w:lang w:val="hu-HU" w:eastAsia="zh-CN" w:bidi="hi-IN"/>
-        </w:rPr>
-      </w:pPr>
-      <w:r>
-        <w:rPr>
-          <w:b w:val="false"/>
-          <w:bCs w:val="false"/>
-          <w:i w:val="false"/>
-          <w:iCs w:val="false"/>
-          <w:u w:val="none"/>
-          <w:shd w:fill="auto" w:val="clear"/>
-          <w:lang w:val="hu-HU" w:eastAsia="zh-CN" w:bidi="hi-IN"/>
-        </w:rPr>
-      </w:r>
-    </w:p>
-    <w:p>
-      <w:pPr>
-        <w:pStyle w:val="Normal"/>
-        <w:bidi w:val="0"/>
-        <w:jc w:val="start"/>
-        <w:rPr>
-          <w:b w:val="false"/>
-          <w:bCs w:val="false"/>
-          <w:i w:val="false"/>
-          <w:iCs w:val="false"/>
-          <w:u w:val="none"/>
-          <w:shd w:fill="auto" w:val="clear"/>
-          <w:lang w:val="hu-HU" w:eastAsia="zh-CN" w:bidi="hi-IN"/>
-        </w:rPr>
-      </w:pPr>
-      <w:r>
-        <w:rPr>
-          <w:b w:val="false"/>
-          <w:bCs w:val="false"/>
-          <w:i w:val="false"/>
-          <w:iCs w:val="false"/>
-          <w:u w:val="none"/>
-          <w:shd w:fill="auto" w:val="clear"/>
-          <w:lang w:val="hu-HU" w:eastAsia="zh-CN" w:bidi="hi-IN"/>
-        </w:rPr>
-      </w:r>
-    </w:p>
-    <w:p>
-      <w:pPr>
-        <w:pStyle w:val="Normal"/>
-        <w:bidi w:val="0"/>
-        <w:jc w:val="start"/>
-        <w:rPr>
-          <w:b w:val="false"/>
-          <w:bCs w:val="false"/>
-          <w:i w:val="false"/>
-          <w:iCs w:val="false"/>
-          <w:u w:val="none"/>
-          <w:shd w:fill="auto" w:val="clear"/>
-          <w:lang w:val="hu-HU" w:eastAsia="zh-CN" w:bidi="hi-IN"/>
-        </w:rPr>
-      </w:pPr>
-      <w:r>
-        <w:rPr>
-          <w:b w:val="false"/>
-          <w:bCs w:val="false"/>
-          <w:i w:val="false"/>
-          <w:iCs w:val="false"/>
-          <w:u w:val="none"/>
-          <w:shd w:fill="auto" w:val="clear"/>
-          <w:lang w:val="hu-HU" w:eastAsia="zh-CN" w:bidi="hi-IN"/>
-        </w:rPr>
-      </w:r>
-    </w:p>
-    <w:p>
-      <w:pPr>
-        <w:pStyle w:val="Normal"/>
-        <w:bidi w:val="0"/>
-        <w:jc w:val="start"/>
-        <w:rPr>
-          <w:b w:val="false"/>
-          <w:bCs w:val="false"/>
-          <w:i w:val="false"/>
-          <w:iCs w:val="false"/>
-          <w:u w:val="none"/>
-          <w:shd w:fill="auto" w:val="clear"/>
-          <w:lang w:val="hu-HU" w:eastAsia="zh-CN" w:bidi="hi-IN"/>
-        </w:rPr>
-      </w:pPr>
-      <w:r>
-        <w:rPr>
-          <w:b w:val="false"/>
-          <w:bCs w:val="false"/>
-          <w:i w:val="false"/>
-          <w:iCs w:val="false"/>
-          <w:u w:val="none"/>
-          <w:shd w:fill="auto" w:val="clear"/>
-          <w:lang w:val="hu-HU" w:eastAsia="zh-CN" w:bidi="hi-IN"/>
-        </w:rPr>
-        <w:t>balladák: (epikai, drámai, lírai)</w:t>
-      </w:r>
-    </w:p>
-    <w:p>
-      <w:pPr>
-        <w:pStyle w:val="Normal"/>
-        <w:numPr>
-          <w:ilvl w:val="0"/>
-          <w:numId w:val="5"/>
-        </w:numPr>
-        <w:bidi w:val="0"/>
-        <w:jc w:val="start"/>
-        <w:rPr>
-          <w:b w:val="false"/>
-          <w:bCs w:val="false"/>
-          <w:i w:val="false"/>
-          <w:iCs w:val="false"/>
-          <w:u w:val="none"/>
-          <w:shd w:fill="auto" w:val="clear"/>
-          <w:lang w:val="hu-HU" w:eastAsia="zh-CN" w:bidi="hi-IN"/>
-        </w:rPr>
-      </w:pPr>
-      <w:r>
-        <w:rPr>
-          <w:b w:val="false"/>
-          <w:bCs w:val="false"/>
-          <w:i w:val="false"/>
-          <w:iCs w:val="false"/>
-          <w:u w:val="none"/>
-          <w:shd w:fill="auto" w:val="clear"/>
-          <w:lang w:val="hu-HU" w:eastAsia="zh-CN" w:bidi="hi-IN"/>
-        </w:rPr>
-        <w:t>motívumok, témák</w:t>
-      </w:r>
-    </w:p>
-    <w:p>
-      <w:pPr>
-        <w:pStyle w:val="Normal"/>
-        <w:numPr>
-          <w:ilvl w:val="0"/>
-          <w:numId w:val="5"/>
-        </w:numPr>
-        <w:bidi w:val="0"/>
-        <w:jc w:val="start"/>
-        <w:rPr>
-          <w:b w:val="false"/>
-          <w:bCs w:val="false"/>
-          <w:i w:val="false"/>
-          <w:iCs w:val="false"/>
-          <w:u w:val="none"/>
-          <w:shd w:fill="auto" w:val="clear"/>
-          <w:lang w:val="hu-HU" w:eastAsia="zh-CN" w:bidi="hi-IN"/>
-        </w:rPr>
-      </w:pPr>
-      <w:r>
-        <w:rPr>
-          <w:b w:val="false"/>
-          <w:bCs w:val="false"/>
-          <w:i w:val="false"/>
-          <w:iCs w:val="false"/>
-          <w:u w:val="none"/>
-          <w:shd w:fill="auto" w:val="clear"/>
-          <w:lang w:val="hu-HU" w:eastAsia="zh-CN" w:bidi="hi-IN"/>
-        </w:rPr>
-        <w:t>műfaj bemutatása</w:t>
+        <w:rPr>
+          <w:b w:val="false"/>
+          <w:bCs w:val="false"/>
+          <w:i w:val="false"/>
+          <w:iCs w:val="false"/>
+          <w:u w:val="none"/>
+          <w:shd w:fill="auto" w:val="clear"/>
+          <w:lang w:val="hu-HU" w:eastAsia="zh-CN" w:bidi="hi-IN"/>
+        </w:rPr>
+      </w:pPr>
+      <w:r>
+        <w:rPr>
+          <w:b w:val="false"/>
+          <w:bCs w:val="false"/>
+          <w:i w:val="false"/>
+          <w:iCs w:val="false"/>
+          <w:u w:val="none"/>
+          <w:shd w:fill="auto" w:val="clear"/>
+          <w:lang w:val="hu-HU" w:eastAsia="zh-CN" w:bidi="hi-IN"/>
+        </w:rPr>
+        <w:t>lélektani</w:t>
       </w:r>
     </w:p>
     <w:p>
@@ -1410,135 +1538,7 @@
         <w:pStyle w:val="Normal"/>
         <w:numPr>
           <w:ilvl w:val="1"/>
-          <w:numId w:val="5"/>
-        </w:numPr>
-        <w:bidi w:val="0"/>
-        <w:jc w:val="start"/>
-        <w:rPr>
-          <w:b w:val="false"/>
-          <w:bCs w:val="false"/>
-          <w:i w:val="false"/>
-          <w:iCs w:val="false"/>
-          <w:u w:val="none"/>
-          <w:shd w:fill="auto" w:val="clear"/>
-          <w:lang w:val="hu-HU" w:eastAsia="zh-CN" w:bidi="hi-IN"/>
-        </w:rPr>
-      </w:pPr>
-      <w:r>
-        <w:rPr>
-          <w:b w:val="false"/>
-          <w:bCs w:val="false"/>
-          <w:i w:val="false"/>
-          <w:iCs w:val="false"/>
-          <w:u w:val="none"/>
-          <w:shd w:fill="auto" w:val="clear"/>
-          <w:lang w:val="hu-HU" w:eastAsia="zh-CN" w:bidi="hi-IN"/>
-        </w:rPr>
-        <w:t>epikus – története van, lírai – költői aszközök, drámai – párbeszédek, tragikusság</w:t>
-      </w:r>
-    </w:p>
-    <w:p>
-      <w:pPr>
-        <w:pStyle w:val="Normal"/>
-        <w:numPr>
-          <w:ilvl w:val="0"/>
-          <w:numId w:val="5"/>
-        </w:numPr>
-        <w:bidi w:val="0"/>
-        <w:jc w:val="start"/>
-        <w:rPr>
-          <w:b w:val="false"/>
-          <w:bCs w:val="false"/>
-          <w:i w:val="false"/>
-          <w:iCs w:val="false"/>
-          <w:u w:val="none"/>
-          <w:shd w:fill="auto" w:val="clear"/>
-          <w:lang w:val="hu-HU" w:eastAsia="zh-CN" w:bidi="hi-IN"/>
-        </w:rPr>
-      </w:pPr>
-      <w:r>
-        <w:rPr>
-          <w:b w:val="false"/>
-          <w:bCs w:val="false"/>
-          <w:i w:val="false"/>
-          <w:iCs w:val="false"/>
-          <w:u w:val="none"/>
-          <w:shd w:fill="auto" w:val="clear"/>
-          <w:lang w:val="hu-HU" w:eastAsia="zh-CN" w:bidi="hi-IN"/>
-        </w:rPr>
-        <w:t>történelmi</w:t>
-      </w:r>
-    </w:p>
-    <w:p>
-      <w:pPr>
-        <w:pStyle w:val="Normal"/>
-        <w:numPr>
-          <w:ilvl w:val="1"/>
-          <w:numId w:val="5"/>
-        </w:numPr>
-        <w:bidi w:val="0"/>
-        <w:jc w:val="start"/>
-        <w:rPr>
-          <w:b w:val="false"/>
-          <w:bCs w:val="false"/>
-          <w:i w:val="false"/>
-          <w:iCs w:val="false"/>
-          <w:u w:val="none"/>
-          <w:shd w:fill="auto" w:val="clear"/>
-          <w:lang w:val="hu-HU" w:eastAsia="zh-CN" w:bidi="hi-IN"/>
-        </w:rPr>
-      </w:pPr>
-      <w:r>
-        <w:rPr>
-          <w:b w:val="false"/>
-          <w:bCs w:val="false"/>
-          <w:i w:val="false"/>
-          <w:iCs w:val="false"/>
-          <w:u w:val="none"/>
-          <w:shd w:fill="auto" w:val="clear"/>
-          <w:lang w:val="hu-HU" w:eastAsia="zh-CN" w:bidi="hi-IN"/>
-        </w:rPr>
-        <w:t>pl. A walesi bárdok</w:t>
-      </w:r>
-    </w:p>
-    <w:p>
-      <w:pPr>
-        <w:pStyle w:val="Normal"/>
-        <w:numPr>
-          <w:ilvl w:val="0"/>
-          <w:numId w:val="5"/>
-        </w:numPr>
-        <w:bidi w:val="0"/>
-        <w:jc w:val="start"/>
-        <w:rPr>
-          <w:b w:val="false"/>
-          <w:bCs w:val="false"/>
-          <w:i w:val="false"/>
-          <w:iCs w:val="false"/>
-          <w:u w:val="none"/>
-          <w:shd w:fill="auto" w:val="clear"/>
-          <w:lang w:val="hu-HU" w:eastAsia="zh-CN" w:bidi="hi-IN"/>
-        </w:rPr>
-      </w:pPr>
-      <w:r>
-        <w:rPr>
-          <w:b w:val="false"/>
-          <w:bCs w:val="false"/>
-          <w:i w:val="false"/>
-          <w:iCs w:val="false"/>
-          <w:u w:val="none"/>
-          <w:shd w:fill="auto" w:val="clear"/>
-          <w:lang w:val="hu-HU" w:eastAsia="zh-CN" w:bidi="hi-IN"/>
-        </w:rPr>
-        <w:t>lélektani</w:t>
-      </w:r>
-    </w:p>
-    <w:p>
-      <w:pPr>
-        <w:pStyle w:val="Normal"/>
-        <w:numPr>
-          <w:ilvl w:val="1"/>
-          <w:numId w:val="5"/>
+          <w:numId w:val="4"/>
         </w:numPr>
         <w:bidi w:val="0"/>
         <w:jc w:val="start"/>
@@ -2608,7 +2608,401 @@
           <w:shd w:fill="auto" w:val="clear"/>
           <w:lang w:val="hu-HU" w:eastAsia="zh-CN" w:bidi="hi-IN"/>
         </w:rPr>
-        <w:t xml:space="preserve">Költői eszközök: ellentét (nincsen &gt;&lt; van), halmozás (se ..., 1. VSZ), anafora: húsz esztendőm, alliteráció: „halálst hozó”,  </w:t>
+        <w:t>Költői eszközök: ellentét (nincsen &gt;&lt; van), halmozás (se ..., 1. VSZ), anafora: húsz esztendőm, alliteráció: „halálst hozó”,</w:t>
+      </w:r>
+    </w:p>
+    <w:p>
+      <w:pPr>
+        <w:pStyle w:val="Normal"/>
+        <w:bidi w:val="0"/>
+        <w:jc w:val="start"/>
+        <w:rPr>
+          <w:b w:val="false"/>
+          <w:bCs w:val="false"/>
+          <w:i w:val="false"/>
+          <w:iCs w:val="false"/>
+          <w:u w:val="none"/>
+          <w:shd w:fill="auto" w:val="clear"/>
+          <w:lang w:val="hu-HU" w:eastAsia="zh-CN" w:bidi="hi-IN"/>
+        </w:rPr>
+      </w:pPr>
+      <w:r>
+        <w:rPr>
+          <w:b w:val="false"/>
+          <w:bCs w:val="false"/>
+          <w:i w:val="false"/>
+          <w:iCs w:val="false"/>
+          <w:u w:val="none"/>
+          <w:shd w:fill="auto" w:val="clear"/>
+          <w:lang w:val="hu-HU" w:eastAsia="zh-CN" w:bidi="hi-IN"/>
+        </w:rPr>
+      </w:r>
+    </w:p>
+    <w:p>
+      <w:pPr>
+        <w:pStyle w:val="Normal"/>
+        <w:bidi w:val="0"/>
+        <w:jc w:val="start"/>
+        <w:rPr>
+          <w:b/>
+          <w:bCs/>
+          <w:i w:val="false"/>
+          <w:iCs w:val="false"/>
+          <w:u w:val="single"/>
+          <w:shd w:fill="auto" w:val="clear"/>
+          <w:lang w:val="hu-HU" w:eastAsia="zh-CN" w:bidi="hi-IN"/>
+        </w:rPr>
+      </w:pPr>
+      <w:hyperlink r:id="rId2">
+        <w:r>
+          <w:rPr>
+            <w:rStyle w:val="Hyperlink"/>
+            <w:b/>
+            <w:bCs/>
+            <w:i w:val="false"/>
+            <w:iCs w:val="false"/>
+            <w:u w:val="single"/>
+            <w:shd w:fill="auto" w:val="clear"/>
+            <w:lang w:val="hu-HU" w:eastAsia="zh-CN" w:bidi="hi-IN"/>
+          </w:rPr>
+          <w:t>Kései sirató</w:t>
+        </w:r>
+      </w:hyperlink>
+      <w:r>
+        <w:rPr>
+          <w:b w:val="false"/>
+          <w:bCs w:val="false"/>
+          <w:i w:val="false"/>
+          <w:iCs w:val="false"/>
+          <w:u w:val="none"/>
+          <w:shd w:fill="auto" w:val="clear"/>
+          <w:lang w:val="hu-HU" w:eastAsia="zh-CN" w:bidi="hi-IN"/>
+        </w:rPr>
+        <w:t xml:space="preserve"> – az édesanyjához való viszony témakör</w:t>
+      </w:r>
+    </w:p>
+    <w:p>
+      <w:pPr>
+        <w:pStyle w:val="Normal"/>
+        <w:bidi w:val="0"/>
+        <w:jc w:val="start"/>
+        <w:rPr>
+          <w:b w:val="false"/>
+          <w:bCs w:val="false"/>
+          <w:i w:val="false"/>
+          <w:iCs w:val="false"/>
+          <w:u w:val="none"/>
+          <w:shd w:fill="auto" w:val="clear"/>
+          <w:lang w:val="hu-HU" w:eastAsia="zh-CN" w:bidi="hi-IN"/>
+        </w:rPr>
+      </w:pPr>
+      <w:r>
+        <w:rPr>
+          <w:b/>
+          <w:bCs/>
+          <w:i w:val="false"/>
+          <w:iCs w:val="false"/>
+          <w:u w:val="single"/>
+          <w:shd w:fill="auto" w:val="clear"/>
+          <w:lang w:val="hu-HU" w:eastAsia="zh-CN" w:bidi="hi-IN"/>
+        </w:rPr>
+        <w:t>Cím:</w:t>
+      </w:r>
+      <w:r>
+        <w:rPr>
+          <w:b w:val="false"/>
+          <w:bCs w:val="false"/>
+          <w:i w:val="false"/>
+          <w:iCs w:val="false"/>
+          <w:u w:val="none"/>
+          <w:shd w:fill="auto" w:val="clear"/>
+          <w:lang w:val="hu-HU" w:eastAsia="zh-CN" w:bidi="hi-IN"/>
+        </w:rPr>
+        <w:t xml:space="preserve"> a szöveg formájára utal – temetési búcsúztaó, negatív hangulat, 16 évvel anyja halála után, „megkésve” írta</w:t>
+      </w:r>
+    </w:p>
+    <w:p>
+      <w:pPr>
+        <w:pStyle w:val="Normal"/>
+        <w:bidi w:val="0"/>
+        <w:jc w:val="start"/>
+        <w:rPr>
+          <w:b w:val="false"/>
+          <w:bCs w:val="false"/>
+          <w:i w:val="false"/>
+          <w:iCs w:val="false"/>
+          <w:u w:val="none"/>
+          <w:shd w:fill="auto" w:val="clear"/>
+          <w:lang w:val="hu-HU" w:eastAsia="zh-CN" w:bidi="hi-IN"/>
+        </w:rPr>
+      </w:pPr>
+      <w:r>
+        <w:rPr>
+          <w:b/>
+          <w:bCs/>
+          <w:i w:val="false"/>
+          <w:iCs w:val="false"/>
+          <w:u w:val="single"/>
+          <w:shd w:fill="auto" w:val="clear"/>
+          <w:lang w:val="hu-HU" w:eastAsia="zh-CN" w:bidi="hi-IN"/>
+        </w:rPr>
+        <w:t>Cím és tartlom viszonya:</w:t>
+      </w:r>
+      <w:r>
+        <w:rPr>
+          <w:b w:val="false"/>
+          <w:bCs w:val="false"/>
+          <w:i w:val="false"/>
+          <w:iCs w:val="false"/>
+          <w:u w:val="none"/>
+          <w:shd w:fill="auto" w:val="clear"/>
+          <w:lang w:val="hu-HU" w:eastAsia="zh-CN" w:bidi="hi-IN"/>
+        </w:rPr>
+        <w:t xml:space="preserve"> a tartalom  részben ellentétes a címmel, nem ábrázolja tökéletesnek az anya alakját, hanem vádolja a lírai én</w:t>
+      </w:r>
+    </w:p>
+    <w:p>
+      <w:pPr>
+        <w:pStyle w:val="Normal"/>
+        <w:bidi w:val="0"/>
+        <w:jc w:val="start"/>
+        <w:rPr>
+          <w:b/>
+          <w:bCs/>
+          <w:i w:val="false"/>
+          <w:iCs w:val="false"/>
+          <w:u w:val="single"/>
+          <w:shd w:fill="auto" w:val="clear"/>
+          <w:lang w:val="hu-HU" w:eastAsia="zh-CN" w:bidi="hi-IN"/>
+        </w:rPr>
+      </w:pPr>
+      <w:r>
+        <w:rPr>
+          <w:b/>
+          <w:bCs/>
+          <w:i w:val="false"/>
+          <w:iCs w:val="false"/>
+          <w:u w:val="single"/>
+          <w:shd w:fill="auto" w:val="clear"/>
+          <w:lang w:val="hu-HU" w:eastAsia="zh-CN" w:bidi="hi-IN"/>
+        </w:rPr>
+        <w:t xml:space="preserve">Megszólaló / Lírai én: </w:t>
+      </w:r>
+      <w:r>
+        <w:rPr>
+          <w:b w:val="false"/>
+          <w:bCs w:val="false"/>
+          <w:i w:val="false"/>
+          <w:iCs w:val="false"/>
+          <w:u w:val="none"/>
+          <w:shd w:fill="auto" w:val="clear"/>
+          <w:lang w:val="hu-HU" w:eastAsia="zh-CN" w:bidi="hi-IN"/>
+        </w:rPr>
+        <w:t>E/1, a költő maga</w:t>
+      </w:r>
+    </w:p>
+    <w:p>
+      <w:pPr>
+        <w:pStyle w:val="Normal"/>
+        <w:bidi w:val="0"/>
+        <w:jc w:val="start"/>
+        <w:rPr>
+          <w:b/>
+          <w:bCs/>
+          <w:i w:val="false"/>
+          <w:iCs w:val="false"/>
+          <w:u w:val="single"/>
+          <w:shd w:fill="auto" w:val="clear"/>
+          <w:lang w:val="hu-HU" w:eastAsia="zh-CN" w:bidi="hi-IN"/>
+        </w:rPr>
+      </w:pPr>
+      <w:r>
+        <w:rPr>
+          <w:b/>
+          <w:bCs/>
+          <w:i w:val="false"/>
+          <w:iCs w:val="false"/>
+          <w:u w:val="single"/>
+          <w:shd w:fill="auto" w:val="clear"/>
+          <w:lang w:val="hu-HU" w:eastAsia="zh-CN" w:bidi="hi-IN"/>
+        </w:rPr>
+        <w:t>Költői képek:</w:t>
+      </w:r>
+    </w:p>
+    <w:p>
+      <w:pPr>
+        <w:pStyle w:val="Normal"/>
+        <w:numPr>
+          <w:ilvl w:val="0"/>
+          <w:numId w:val="5"/>
+        </w:numPr>
+        <w:bidi w:val="0"/>
+        <w:jc w:val="start"/>
+        <w:rPr>
+          <w:b w:val="false"/>
+          <w:bCs w:val="false"/>
+          <w:i w:val="false"/>
+          <w:iCs w:val="false"/>
+          <w:u w:val="none"/>
+          <w:shd w:fill="auto" w:val="clear"/>
+          <w:lang w:val="hu-HU" w:eastAsia="zh-CN" w:bidi="hi-IN"/>
+        </w:rPr>
+      </w:pPr>
+      <w:r>
+        <w:rPr>
+          <w:b w:val="false"/>
+          <w:bCs w:val="false"/>
+          <w:i w:val="false"/>
+          <w:iCs w:val="false"/>
+          <w:u w:val="none"/>
+          <w:shd w:fill="auto" w:val="clear"/>
+          <w:lang w:val="hu-HU" w:eastAsia="zh-CN" w:bidi="hi-IN"/>
+        </w:rPr>
+        <w:t>metaforák (az anyára vonatkozóak): „lenge, könnyű lány”, ”haszontalan”, „te árnyék”, „szélhámos”, „cigány”</w:t>
+      </w:r>
+    </w:p>
+    <w:p>
+      <w:pPr>
+        <w:pStyle w:val="Normal"/>
+        <w:numPr>
+          <w:ilvl w:val="0"/>
+          <w:numId w:val="5"/>
+        </w:numPr>
+        <w:bidi w:val="0"/>
+        <w:jc w:val="start"/>
+        <w:rPr>
+          <w:b w:val="false"/>
+          <w:bCs w:val="false"/>
+          <w:i w:val="false"/>
+          <w:iCs w:val="false"/>
+          <w:u w:val="none"/>
+          <w:shd w:fill="auto" w:val="clear"/>
+          <w:lang w:val="hu-HU" w:eastAsia="zh-CN" w:bidi="hi-IN"/>
+        </w:rPr>
+      </w:pPr>
+      <w:r>
+        <w:rPr>
+          <w:b w:val="false"/>
+          <w:bCs w:val="false"/>
+          <w:i w:val="false"/>
+          <w:iCs w:val="false"/>
+          <w:u w:val="none"/>
+          <w:shd w:fill="auto" w:val="clear"/>
+          <w:lang w:val="hu-HU" w:eastAsia="zh-CN" w:bidi="hi-IN"/>
+        </w:rPr>
+        <w:t>ellentét: görbítetted – egyenesd</w:t>
+      </w:r>
+    </w:p>
+    <w:p>
+      <w:pPr>
+        <w:pStyle w:val="Normal"/>
+        <w:numPr>
+          <w:ilvl w:val="0"/>
+          <w:numId w:val="5"/>
+        </w:numPr>
+        <w:bidi w:val="0"/>
+        <w:jc w:val="start"/>
+        <w:rPr>
+          <w:b w:val="false"/>
+          <w:bCs w:val="false"/>
+          <w:i w:val="false"/>
+          <w:iCs w:val="false"/>
+          <w:u w:val="none"/>
+          <w:shd w:fill="auto" w:val="clear"/>
+          <w:lang w:val="hu-HU" w:eastAsia="zh-CN" w:bidi="hi-IN"/>
+        </w:rPr>
+      </w:pPr>
+      <w:r>
+        <w:rPr>
+          <w:b w:val="false"/>
+          <w:bCs w:val="false"/>
+          <w:i w:val="false"/>
+          <w:iCs w:val="false"/>
+          <w:u w:val="none"/>
+          <w:shd w:fill="auto" w:val="clear"/>
+          <w:lang w:val="hu-HU" w:eastAsia="zh-CN" w:bidi="hi-IN"/>
+        </w:rPr>
+        <w:t>költői kérdések (az anyához): pl. „nem hallod, mama?”</w:t>
+      </w:r>
+    </w:p>
+    <w:p>
+      <w:pPr>
+        <w:pStyle w:val="Normal"/>
+        <w:numPr>
+          <w:ilvl w:val="0"/>
+          <w:numId w:val="5"/>
+        </w:numPr>
+        <w:bidi w:val="0"/>
+        <w:jc w:val="start"/>
+        <w:rPr>
+          <w:b w:val="false"/>
+          <w:bCs w:val="false"/>
+          <w:i w:val="false"/>
+          <w:iCs w:val="false"/>
+          <w:u w:val="none"/>
+          <w:shd w:fill="auto" w:val="clear"/>
+          <w:lang w:val="hu-HU" w:eastAsia="zh-CN" w:bidi="hi-IN"/>
+        </w:rPr>
+      </w:pPr>
+      <w:r>
+        <w:rPr>
+          <w:b w:val="false"/>
+          <w:bCs w:val="false"/>
+          <w:i w:val="false"/>
+          <w:iCs w:val="false"/>
+          <w:u w:val="none"/>
+          <w:shd w:fill="auto" w:val="clear"/>
+          <w:lang w:val="hu-HU" w:eastAsia="zh-CN" w:bidi="hi-IN"/>
+        </w:rPr>
+        <w:t>alliteráció: „</w:t>
+      </w:r>
+      <w:r>
+        <w:rPr>
+          <w:b w:val="false"/>
+          <w:bCs w:val="false"/>
+          <w:i w:val="false"/>
+          <w:iCs w:val="false"/>
+          <w:u w:val="single"/>
+          <w:shd w:fill="auto" w:val="clear"/>
+          <w:lang w:val="hu-HU" w:eastAsia="zh-CN" w:bidi="hi-IN"/>
+        </w:rPr>
+        <w:t>t</w:t>
+      </w:r>
+      <w:r>
+        <w:rPr>
+          <w:b w:val="false"/>
+          <w:bCs w:val="false"/>
+          <w:i w:val="false"/>
+          <w:iCs w:val="false"/>
+          <w:u w:val="none"/>
+          <w:shd w:fill="auto" w:val="clear"/>
+          <w:lang w:val="hu-HU" w:eastAsia="zh-CN" w:bidi="hi-IN"/>
+        </w:rPr>
+        <w:t xml:space="preserve">ömény </w:t>
+      </w:r>
+      <w:r>
+        <w:rPr>
+          <w:b w:val="false"/>
+          <w:bCs w:val="false"/>
+          <w:i w:val="false"/>
+          <w:iCs w:val="false"/>
+          <w:u w:val="single"/>
+          <w:shd w:fill="auto" w:val="clear"/>
+          <w:lang w:val="hu-HU" w:eastAsia="zh-CN" w:bidi="hi-IN"/>
+        </w:rPr>
+        <w:t>t</w:t>
+      </w:r>
+      <w:r>
+        <w:rPr>
+          <w:b w:val="false"/>
+          <w:bCs w:val="false"/>
+          <w:i w:val="false"/>
+          <w:iCs w:val="false"/>
+          <w:u w:val="none"/>
+          <w:shd w:fill="auto" w:val="clear"/>
+          <w:lang w:val="hu-HU" w:eastAsia="zh-CN" w:bidi="hi-IN"/>
+        </w:rPr>
+        <w:t>űz”</w:t>
       </w:r>
     </w:p>
     <w:sectPr>
@@ -2639,6 +3033,7 @@
         </w:tabs>
         <w:ind w:start="0" w:hanging="0"/>
       </w:pPr>
+      <w:rPr/>
     </w:lvl>
     <w:lvl w:ilvl="1">
       <w:start w:val="1"/>
@@ -2652,6 +3047,7 @@
         </w:tabs>
         <w:ind w:start="0" w:hanging="0"/>
       </w:pPr>
+      <w:rPr/>
     </w:lvl>
     <w:lvl w:ilvl="2">
       <w:start w:val="1"/>
@@ -2665,6 +3061,7 @@
         </w:tabs>
         <w:ind w:start="0" w:hanging="0"/>
       </w:pPr>
+      <w:rPr/>
     </w:lvl>
     <w:lvl w:ilvl="3">
       <w:start w:val="1"/>
@@ -2678,6 +3075,7 @@
         </w:tabs>
         <w:ind w:start="0" w:hanging="0"/>
       </w:pPr>
+      <w:rPr/>
     </w:lvl>
     <w:lvl w:ilvl="4">
       <w:start w:val="1"/>
@@ -2691,6 +3089,7 @@
         </w:tabs>
         <w:ind w:start="0" w:hanging="0"/>
       </w:pPr>
+      <w:rPr/>
     </w:lvl>
     <w:lvl w:ilvl="5">
       <w:start w:val="1"/>
@@ -2704,6 +3103,7 @@
         </w:tabs>
         <w:ind w:start="0" w:hanging="0"/>
       </w:pPr>
+      <w:rPr/>
     </w:lvl>
     <w:lvl w:ilvl="6">
       <w:start w:val="1"/>
@@ -2717,6 +3117,7 @@
         </w:tabs>
         <w:ind w:start="0" w:hanging="0"/>
       </w:pPr>
+      <w:rPr/>
     </w:lvl>
     <w:lvl w:ilvl="7">
       <w:start w:val="1"/>
@@ -2730,6 +3131,7 @@
         </w:tabs>
         <w:ind w:start="0" w:hanging="0"/>
       </w:pPr>
+      <w:rPr/>
     </w:lvl>
     <w:lvl w:ilvl="8">
       <w:start w:val="1"/>
@@ -2743,139 +3145,268 @@
         </w:tabs>
         <w:ind w:start="0" w:hanging="0"/>
       </w:pPr>
+      <w:rPr/>
     </w:lvl>
   </w:abstractNum>
   <w:abstractNum w:abstractNumId="2">
     <w:lvl w:ilvl="0">
       <w:start w:val="1"/>
-      <w:numFmt w:val="none"/>
-      <w:suff w:val="nothing"/>
-      <w:lvlText w:val="%1"/>
-      <w:lvlJc w:val="start"/>
-      <w:pPr>
-        <w:tabs>
-          <w:tab w:val="num" w:pos="0"/>
-        </w:tabs>
-        <w:ind w:start="0" w:hanging="0"/>
-      </w:pPr>
-      <w:rPr/>
+      <w:numFmt w:val="bullet"/>
+      <w:lvlText w:val=""/>
+      <w:lvlJc w:val="start"/>
+      <w:pPr>
+        <w:tabs>
+          <w:tab w:val="num" w:pos="720"/>
+        </w:tabs>
+        <w:ind w:start="720" w:hanging="360"/>
+      </w:pPr>
+      <w:rPr>
+        <w:rFonts w:ascii="Symbol" w:hAnsi="Symbol" w:cs="Symbol" w:hint="default"/>
+      </w:rPr>
     </w:lvl>
     <w:lvl w:ilvl="1">
       <w:start w:val="1"/>
-      <w:numFmt w:val="none"/>
-      <w:suff w:val="nothing"/>
-      <w:lvlText w:val="%2"/>
-      <w:lvlJc w:val="start"/>
-      <w:pPr>
-        <w:tabs>
-          <w:tab w:val="num" w:pos="0"/>
-        </w:tabs>
-        <w:ind w:start="0" w:hanging="0"/>
-      </w:pPr>
-      <w:rPr/>
+      <w:numFmt w:val="bullet"/>
+      <w:lvlText w:val="◦"/>
+      <w:lvlJc w:val="start"/>
+      <w:pPr>
+        <w:tabs>
+          <w:tab w:val="num" w:pos="1080"/>
+        </w:tabs>
+        <w:ind w:start="1080" w:hanging="360"/>
+      </w:pPr>
+      <w:rPr>
+        <w:rFonts w:ascii="OpenSymbol" w:hAnsi="OpenSymbol" w:cs="OpenSymbol" w:hint="default"/>
+      </w:rPr>
     </w:lvl>
     <w:lvl w:ilvl="2">
       <w:start w:val="1"/>
-      <w:numFmt w:val="none"/>
-      <w:suff w:val="nothing"/>
-      <w:lvlText w:val="%3"/>
-      <w:lvlJc w:val="start"/>
-      <w:pPr>
-        <w:tabs>
-          <w:tab w:val="num" w:pos="0"/>
-        </w:tabs>
-        <w:ind w:start="0" w:hanging="0"/>
-      </w:pPr>
-      <w:rPr/>
+      <w:numFmt w:val="bullet"/>
+      <w:lvlText w:val="▪"/>
+      <w:lvlJc w:val="start"/>
+      <w:pPr>
+        <w:tabs>
+          <w:tab w:val="num" w:pos="1440"/>
+        </w:tabs>
+        <w:ind w:start="1440" w:hanging="360"/>
+      </w:pPr>
+      <w:rPr>
+        <w:rFonts w:ascii="OpenSymbol" w:hAnsi="OpenSymbol" w:cs="OpenSymbol" w:hint="default"/>
+      </w:rPr>
     </w:lvl>
     <w:lvl w:ilvl="3">
       <w:start w:val="1"/>
-      <w:numFmt w:val="none"/>
-      <w:suff w:val="nothing"/>
-      <w:lvlText w:val="%4"/>
-      <w:lvlJc w:val="start"/>
-      <w:pPr>
-        <w:tabs>
-          <w:tab w:val="num" w:pos="0"/>
-        </w:tabs>
-        <w:ind w:start="0" w:hanging="0"/>
-      </w:pPr>
-      <w:rPr/>
+      <w:numFmt w:val="bullet"/>
+      <w:lvlText w:val=""/>
+      <w:lvlJc w:val="start"/>
+      <w:pPr>
+        <w:tabs>
+          <w:tab w:val="num" w:pos="1800"/>
+        </w:tabs>
+        <w:ind w:start="1800" w:hanging="360"/>
+      </w:pPr>
+      <w:rPr>
+        <w:rFonts w:ascii="Symbol" w:hAnsi="Symbol" w:cs="Symbol" w:hint="default"/>
+      </w:rPr>
     </w:lvl>
     <w:lvl w:ilvl="4">
       <w:start w:val="1"/>
-      <w:numFmt w:val="none"/>
-      <w:suff w:val="nothing"/>
-      <w:lvlText w:val="%5"/>
-      <w:lvlJc w:val="start"/>
-      <w:pPr>
-        <w:tabs>
-          <w:tab w:val="num" w:pos="0"/>
-        </w:tabs>
-        <w:ind w:start="0" w:hanging="0"/>
-      </w:pPr>
-      <w:rPr/>
+      <w:numFmt w:val="bullet"/>
+      <w:lvlText w:val="◦"/>
+      <w:lvlJc w:val="start"/>
+      <w:pPr>
+        <w:tabs>
+          <w:tab w:val="num" w:pos="2160"/>
+        </w:tabs>
+        <w:ind w:start="2160" w:hanging="360"/>
+      </w:pPr>
+      <w:rPr>
+        <w:rFonts w:ascii="OpenSymbol" w:hAnsi="OpenSymbol" w:cs="OpenSymbol" w:hint="default"/>
+      </w:rPr>
     </w:lvl>
     <w:lvl w:ilvl="5">
       <w:start w:val="1"/>
-      <w:numFmt w:val="none"/>
-      <w:suff w:val="nothing"/>
-      <w:lvlText w:val="%6"/>
-      <w:lvlJc w:val="start"/>
-      <w:pPr>
-        <w:tabs>
-          <w:tab w:val="num" w:pos="0"/>
-        </w:tabs>
-        <w:ind w:start="0" w:hanging="0"/>
-      </w:pPr>
-      <w:rPr/>
+      <w:numFmt w:val="bullet"/>
+      <w:lvlText w:val="▪"/>
+      <w:lvlJc w:val="start"/>
+      <w:pPr>
+        <w:tabs>
+          <w:tab w:val="num" w:pos="2520"/>
+        </w:tabs>
+        <w:ind w:start="2520" w:hanging="360"/>
+      </w:pPr>
+      <w:rPr>
+        <w:rFonts w:ascii="OpenSymbol" w:hAnsi="OpenSymbol" w:cs="OpenSymbol" w:hint="default"/>
+      </w:rPr>
     </w:lvl>
     <w:lvl w:ilvl="6">
       <w:start w:val="1"/>
-      <w:numFmt w:val="none"/>
-      <w:suff w:val="nothing"/>
-      <w:lvlText w:val="%7"/>
-      <w:lvlJc w:val="start"/>
-      <w:pPr>
-        <w:tabs>
-          <w:tab w:val="num" w:pos="0"/>
-        </w:tabs>
-        <w:ind w:start="0" w:hanging="0"/>
-      </w:pPr>
-      <w:rPr/>
+      <w:numFmt w:val="bullet"/>
+      <w:lvlText w:val=""/>
+      <w:lvlJc w:val="start"/>
+      <w:pPr>
+        <w:tabs>
+          <w:tab w:val="num" w:pos="2880"/>
+        </w:tabs>
+        <w:ind w:start="2880" w:hanging="360"/>
+      </w:pPr>
+      <w:rPr>
+        <w:rFonts w:ascii="Symbol" w:hAnsi="Symbol" w:cs="Symbol" w:hint="default"/>
+      </w:rPr>
     </w:lvl>
     <w:lvl w:ilvl="7">
       <w:start w:val="1"/>
-      <w:numFmt w:val="none"/>
-      <w:suff w:val="nothing"/>
-      <w:lvlText w:val="%8"/>
-      <w:lvlJc w:val="start"/>
-      <w:pPr>
-        <w:tabs>
-          <w:tab w:val="num" w:pos="0"/>
-        </w:tabs>
-        <w:ind w:start="0" w:hanging="0"/>
-      </w:pPr>
-      <w:rPr/>
+      <w:numFmt w:val="bullet"/>
+      <w:lvlText w:val="◦"/>
+      <w:lvlJc w:val="start"/>
+      <w:pPr>
+        <w:tabs>
+          <w:tab w:val="num" w:pos="3240"/>
+        </w:tabs>
+        <w:ind w:start="3240" w:hanging="360"/>
+      </w:pPr>
+      <w:rPr>
+        <w:rFonts w:ascii="OpenSymbol" w:hAnsi="OpenSymbol" w:cs="OpenSymbol" w:hint="default"/>
+      </w:rPr>
     </w:lvl>
     <w:lvl w:ilvl="8">
       <w:start w:val="1"/>
-      <w:numFmt w:val="none"/>
-      <w:suff w:val="nothing"/>
-      <w:lvlText w:val="%9"/>
-      <w:lvlJc w:val="start"/>
-      <w:pPr>
-        <w:tabs>
-          <w:tab w:val="num" w:pos="0"/>
-        </w:tabs>
-        <w:ind w:start="0" w:hanging="0"/>
-      </w:pPr>
-      <w:rPr/>
+      <w:numFmt w:val="bullet"/>
+      <w:lvlText w:val="▪"/>
+      <w:lvlJc w:val="start"/>
+      <w:pPr>
+        <w:tabs>
+          <w:tab w:val="num" w:pos="3600"/>
+        </w:tabs>
+        <w:ind w:start="3600" w:hanging="360"/>
+      </w:pPr>
+      <w:rPr>
+        <w:rFonts w:ascii="OpenSymbol" w:hAnsi="OpenSymbol" w:cs="OpenSymbol" w:hint="default"/>
+      </w:rPr>
     </w:lvl>
   </w:abstractNum>
   <w:abstractNum w:abstractNumId="3">
     <w:lvl w:ilvl="0">
       <w:start w:val="1"/>
+      <w:numFmt w:val="decimal"/>
+      <w:lvlText w:val="%1."/>
+      <w:lvlJc w:val="start"/>
+      <w:pPr>
+        <w:tabs>
+          <w:tab w:val="num" w:pos="720"/>
+        </w:tabs>
+        <w:ind w:start="720" w:hanging="360"/>
+      </w:pPr>
+      <w:rPr/>
+    </w:lvl>
+    <w:lvl w:ilvl="1">
+      <w:start w:val="1"/>
+      <w:numFmt w:val="decimal"/>
+      <w:lvlText w:val="%2."/>
+      <w:lvlJc w:val="start"/>
+      <w:pPr>
+        <w:tabs>
+          <w:tab w:val="num" w:pos="1080"/>
+        </w:tabs>
+        <w:ind w:start="1080" w:hanging="360"/>
+      </w:pPr>
+      <w:rPr/>
+    </w:lvl>
+    <w:lvl w:ilvl="2">
+      <w:start w:val="1"/>
+      <w:numFmt w:val="decimal"/>
+      <w:lvlText w:val="%3."/>
+      <w:lvlJc w:val="start"/>
+      <w:pPr>
+        <w:tabs>
+          <w:tab w:val="num" w:pos="1440"/>
+        </w:tabs>
+        <w:ind w:start="1440" w:hanging="360"/>
+      </w:pPr>
+      <w:rPr/>
+    </w:lvl>
+    <w:lvl w:ilvl="3">
+      <w:start w:val="1"/>
+      <w:numFmt w:val="decimal"/>
+      <w:lvlText w:val="%4."/>
+      <w:lvlJc w:val="start"/>
+      <w:pPr>
+        <w:tabs>
+          <w:tab w:val="num" w:pos="1800"/>
+        </w:tabs>
+        <w:ind w:start="1800" w:hanging="360"/>
+      </w:pPr>
+      <w:rPr/>
+    </w:lvl>
+    <w:lvl w:ilvl="4">
+      <w:start w:val="1"/>
+      <w:numFmt w:val="decimal"/>
+      <w:lvlText w:val="%5."/>
+      <w:lvlJc w:val="start"/>
+      <w:pPr>
+        <w:tabs>
+          <w:tab w:val="num" w:pos="2160"/>
+        </w:tabs>
+        <w:ind w:start="2160" w:hanging="360"/>
+      </w:pPr>
+      <w:rPr/>
+    </w:lvl>
+    <w:lvl w:ilvl="5">
+      <w:start w:val="1"/>
+      <w:numFmt w:val="decimal"/>
+      <w:lvlText w:val="%6."/>
+      <w:lvlJc w:val="start"/>
+      <w:pPr>
+        <w:tabs>
+          <w:tab w:val="num" w:pos="2520"/>
+        </w:tabs>
+        <w:ind w:start="2520" w:hanging="360"/>
+      </w:pPr>
+      <w:rPr/>
+    </w:lvl>
+    <w:lvl w:ilvl="6">
+      <w:start w:val="1"/>
+      <w:numFmt w:val="decimal"/>
+      <w:lvlText w:val="%7."/>
+      <w:lvlJc w:val="start"/>
+      <w:pPr>
+        <w:tabs>
+          <w:tab w:val="num" w:pos="2880"/>
+        </w:tabs>
+        <w:ind w:start="2880" w:hanging="360"/>
+      </w:pPr>
+      <w:rPr/>
+    </w:lvl>
+    <w:lvl w:ilvl="7">
+      <w:start w:val="1"/>
+      <w:numFmt w:val="decimal"/>
+      <w:lvlText w:val="%8."/>
+      <w:lvlJc w:val="start"/>
+      <w:pPr>
+        <w:tabs>
+          <w:tab w:val="num" w:pos="3240"/>
+        </w:tabs>
+        <w:ind w:start="3240" w:hanging="360"/>
+      </w:pPr>
+      <w:rPr/>
+    </w:lvl>
+    <w:lvl w:ilvl="8">
+      <w:start w:val="1"/>
+      <w:numFmt w:val="decimal"/>
+      <w:lvlText w:val="%9."/>
+      <w:lvlJc w:val="start"/>
+      <w:pPr>
+        <w:tabs>
+          <w:tab w:val="num" w:pos="3600"/>
+        </w:tabs>
+        <w:ind w:start="3600" w:hanging="360"/>
+      </w:pPr>
+      <w:rPr/>
+    </w:lvl>
+  </w:abstractNum>
+  <w:abstractNum w:abstractNumId="4">
+    <w:lvl w:ilvl="0">
+      <w:start w:val="1"/>
       <w:numFmt w:val="bullet"/>
       <w:lvlText w:val=""/>
       <w:lvlJc w:val="start"/>
@@ -3010,125 +3541,6 @@
       </w:rPr>
     </w:lvl>
   </w:abstractNum>
-  <w:abstractNum w:abstractNumId="4">
-    <w:lvl w:ilvl="0">
-      <w:start w:val="1"/>
-      <w:numFmt w:val="decimal"/>
-      <w:lvlText w:val="%1."/>
-      <w:lvlJc w:val="start"/>
-      <w:pPr>
-        <w:tabs>
-          <w:tab w:val="num" w:pos="720"/>
-        </w:tabs>
-        <w:ind w:start="720" w:hanging="360"/>
-      </w:pPr>
-      <w:rPr/>
-    </w:lvl>
-    <w:lvl w:ilvl="1">
-      <w:start w:val="1"/>
-      <w:numFmt w:val="decimal"/>
-      <w:lvlText w:val="%2."/>
-      <w:lvlJc w:val="start"/>
-      <w:pPr>
-        <w:tabs>
-          <w:tab w:val="num" w:pos="1080"/>
-        </w:tabs>
-        <w:ind w:start="1080" w:hanging="360"/>
-      </w:pPr>
-      <w:rPr/>
-    </w:lvl>
-    <w:lvl w:ilvl="2">
-      <w:start w:val="1"/>
-      <w:numFmt w:val="decimal"/>
-      <w:lvlText w:val="%3."/>
-      <w:lvlJc w:val="start"/>
-      <w:pPr>
-        <w:tabs>
-          <w:tab w:val="num" w:pos="1440"/>
-        </w:tabs>
-        <w:ind w:start="1440" w:hanging="360"/>
-      </w:pPr>
-      <w:rPr/>
-    </w:lvl>
-    <w:lvl w:ilvl="3">
-      <w:start w:val="1"/>
-      <w:numFmt w:val="decimal"/>
-      <w:lvlText w:val="%4."/>
-      <w:lvlJc w:val="start"/>
-      <w:pPr>
-        <w:tabs>
-          <w:tab w:val="num" w:pos="1800"/>
-        </w:tabs>
-        <w:ind w:start="1800" w:hanging="360"/>
-      </w:pPr>
-      <w:rPr/>
-    </w:lvl>
-    <w:lvl w:ilvl="4">
-      <w:start w:val="1"/>
-      <w:numFmt w:val="decimal"/>
-      <w:lvlText w:val="%5."/>
-      <w:lvlJc w:val="start"/>
-      <w:pPr>
-        <w:tabs>
-          <w:tab w:val="num" w:pos="2160"/>
-        </w:tabs>
-        <w:ind w:start="2160" w:hanging="360"/>
-      </w:pPr>
-      <w:rPr/>
-    </w:lvl>
-    <w:lvl w:ilvl="5">
-      <w:start w:val="1"/>
-      <w:numFmt w:val="decimal"/>
-      <w:lvlText w:val="%6."/>
-      <w:lvlJc w:val="start"/>
-      <w:pPr>
-        <w:tabs>
-          <w:tab w:val="num" w:pos="2520"/>
-        </w:tabs>
-        <w:ind w:start="2520" w:hanging="360"/>
-      </w:pPr>
-      <w:rPr/>
-    </w:lvl>
-    <w:lvl w:ilvl="6">
-      <w:start w:val="1"/>
-      <w:numFmt w:val="decimal"/>
-      <w:lvlText w:val="%7."/>
-      <w:lvlJc w:val="start"/>
-      <w:pPr>
-        <w:tabs>
-          <w:tab w:val="num" w:pos="2880"/>
-        </w:tabs>
-        <w:ind w:start="2880" w:hanging="360"/>
-      </w:pPr>
-      <w:rPr/>
-    </w:lvl>
-    <w:lvl w:ilvl="7">
-      <w:start w:val="1"/>
-      <w:numFmt w:val="decimal"/>
-      <w:lvlText w:val="%8."/>
-      <w:lvlJc w:val="start"/>
-      <w:pPr>
-        <w:tabs>
-          <w:tab w:val="num" w:pos="3240"/>
-        </w:tabs>
-        <w:ind w:start="3240" w:hanging="360"/>
-      </w:pPr>
-      <w:rPr/>
-    </w:lvl>
-    <w:lvl w:ilvl="8">
-      <w:start w:val="1"/>
-      <w:numFmt w:val="decimal"/>
-      <w:lvlText w:val="%9."/>
-      <w:lvlJc w:val="start"/>
-      <w:pPr>
-        <w:tabs>
-          <w:tab w:val="num" w:pos="3600"/>
-        </w:tabs>
-        <w:ind w:start="3600" w:hanging="360"/>
-      </w:pPr>
-      <w:rPr/>
-    </w:lvl>
-  </w:abstractNum>
   <w:abstractNum w:abstractNumId="5">
     <w:lvl w:ilvl="0">
       <w:start w:val="1"/>
@@ -3264,6 +3676,125 @@
       <w:rPr>
         <w:rFonts w:ascii="OpenSymbol" w:hAnsi="OpenSymbol" w:cs="OpenSymbol" w:hint="default"/>
       </w:rPr>
+    </w:lvl>
+  </w:abstractNum>
+  <w:abstractNum w:abstractNumId="6">
+    <w:lvl w:ilvl="0">
+      <w:start w:val="1"/>
+      <w:numFmt w:val="none"/>
+      <w:suff w:val="nothing"/>
+      <w:lvlText w:val=""/>
+      <w:lvlJc w:val="start"/>
+      <w:pPr>
+        <w:tabs>
+          <w:tab w:val="num" w:pos="0"/>
+        </w:tabs>
+        <w:ind w:start="0" w:hanging="0"/>
+      </w:pPr>
+    </w:lvl>
+    <w:lvl w:ilvl="1">
+      <w:start w:val="1"/>
+      <w:numFmt w:val="none"/>
+      <w:suff w:val="nothing"/>
+      <w:lvlText w:val=""/>
+      <w:lvlJc w:val="start"/>
+      <w:pPr>
+        <w:tabs>
+          <w:tab w:val="num" w:pos="0"/>
+        </w:tabs>
+        <w:ind w:start="0" w:hanging="0"/>
+      </w:pPr>
+    </w:lvl>
+    <w:lvl w:ilvl="2">
+      <w:start w:val="1"/>
+      <w:numFmt w:val="none"/>
+      <w:suff w:val="nothing"/>
+      <w:lvlText w:val=""/>
+      <w:lvlJc w:val="start"/>
+      <w:pPr>
+        <w:tabs>
+          <w:tab w:val="num" w:pos="0"/>
+        </w:tabs>
+        <w:ind w:start="0" w:hanging="0"/>
+      </w:pPr>
+    </w:lvl>
+    <w:lvl w:ilvl="3">
+      <w:start w:val="1"/>
+      <w:numFmt w:val="none"/>
+      <w:suff w:val="nothing"/>
+      <w:lvlText w:val=""/>
+      <w:lvlJc w:val="start"/>
+      <w:pPr>
+        <w:tabs>
+          <w:tab w:val="num" w:pos="0"/>
+        </w:tabs>
+        <w:ind w:start="0" w:hanging="0"/>
+      </w:pPr>
+    </w:lvl>
+    <w:lvl w:ilvl="4">
+      <w:start w:val="1"/>
+      <w:numFmt w:val="none"/>
+      <w:suff w:val="nothing"/>
+      <w:lvlText w:val=""/>
+      <w:lvlJc w:val="start"/>
+      <w:pPr>
+        <w:tabs>
+          <w:tab w:val="num" w:pos="0"/>
+        </w:tabs>
+        <w:ind w:start="0" w:hanging="0"/>
+      </w:pPr>
+    </w:lvl>
+    <w:lvl w:ilvl="5">
+      <w:start w:val="1"/>
+      <w:numFmt w:val="none"/>
+      <w:suff w:val="nothing"/>
+      <w:lvlText w:val=""/>
+      <w:lvlJc w:val="start"/>
+      <w:pPr>
+        <w:tabs>
+          <w:tab w:val="num" w:pos="0"/>
+        </w:tabs>
+        <w:ind w:start="0" w:hanging="0"/>
+      </w:pPr>
+    </w:lvl>
+    <w:lvl w:ilvl="6">
+      <w:start w:val="1"/>
+      <w:numFmt w:val="none"/>
+      <w:suff w:val="nothing"/>
+      <w:lvlText w:val=""/>
+      <w:lvlJc w:val="start"/>
+      <w:pPr>
+        <w:tabs>
+          <w:tab w:val="num" w:pos="0"/>
+        </w:tabs>
+        <w:ind w:start="0" w:hanging="0"/>
+      </w:pPr>
+    </w:lvl>
+    <w:lvl w:ilvl="7">
+      <w:start w:val="1"/>
+      <w:numFmt w:val="none"/>
+      <w:suff w:val="nothing"/>
+      <w:lvlText w:val=""/>
+      <w:lvlJc w:val="start"/>
+      <w:pPr>
+        <w:tabs>
+          <w:tab w:val="num" w:pos="0"/>
+        </w:tabs>
+        <w:ind w:start="0" w:hanging="0"/>
+      </w:pPr>
+    </w:lvl>
+    <w:lvl w:ilvl="8">
+      <w:start w:val="1"/>
+      <w:numFmt w:val="none"/>
+      <w:suff w:val="nothing"/>
+      <w:lvlText w:val=""/>
+      <w:lvlJc w:val="start"/>
+      <w:pPr>
+        <w:tabs>
+          <w:tab w:val="num" w:pos="0"/>
+        </w:tabs>
+        <w:ind w:start="0" w:hanging="0"/>
+      </w:pPr>
     </w:lvl>
   </w:abstractNum>
   <w:num w:numId="1">
@@ -3280,6 +3811,9 @@
   </w:num>
   <w:num w:numId="5">
     <w:abstractNumId w:val="5"/>
+  </w:num>
+  <w:num w:numId="6">
+    <w:abstractNumId w:val="6"/>
   </w:num>
 </w:numbering>
 </file>
@@ -3308,9 +3842,7 @@
     <w:pPr>
       <w:widowControl/>
       <w:suppressAutoHyphens w:val="true"/>
-      <w:kinsoku w:val="true"/>
-      <w:overflowPunct w:val="true"/>
-      <w:autoSpaceDE w:val="true"/>
+      <w:overflowPunct w:val="false"/>
       <w:bidi w:val="0"/>
       <w:spacing w:before="0" w:after="0"/>
       <w:jc w:val="start"/>
@@ -3332,7 +3864,7 @@
     <w:pPr>
       <w:numPr>
         <w:ilvl w:val="1"/>
-        <w:numId w:val="2"/>
+        <w:numId w:val="1"/>
       </w:numPr>
       <w:spacing w:before="200" w:after="120"/>
       <w:outlineLvl w:val="1"/>
@@ -3344,8 +3876,8 @@
       <w:szCs w:val="32"/>
     </w:rPr>
   </w:style>
-  <w:style w:type="character" w:styleId="Bullets">
-    <w:name w:val="Bullets"/>
+  <w:style w:type="character" w:styleId="Bulletsuser">
+    <w:name w:val="Bullets (user)"/>
     <w:qFormat/>
     <w:rPr>
       <w:rFonts w:ascii="OpenSymbol" w:hAnsi="OpenSymbol" w:eastAsia="OpenSymbol" w:cs="OpenSymbol"/>
@@ -3356,8 +3888,8 @@
     <w:qFormat/>
     <w:rPr/>
   </w:style>
-  <w:style w:type="character" w:styleId="Bulletsuser">
-    <w:name w:val="Bullets (user)"/>
+  <w:style w:type="character" w:styleId="Bullets">
+    <w:name w:val="Bullets"/>
     <w:qFormat/>
     <w:rPr>
       <w:rFonts w:ascii="OpenSymbol" w:hAnsi="OpenSymbol" w:eastAsia="OpenSymbol" w:cs="OpenSymbol"/>
@@ -3369,6 +3901,13 @@
     <w:rPr>
       <w:b/>
       <w:bCs/>
+    </w:rPr>
+  </w:style>
+  <w:style w:type="character" w:styleId="Hyperlink">
+    <w:name w:val="Hyperlink"/>
+    <w:rPr>
+      <w:color w:val="000080"/>
+      <w:u w:val="single"/>
     </w:rPr>
   </w:style>
   <w:style w:type="paragraph" w:styleId="Heading">
